--- a/_site/python/2021-06-07-03-objetos-de-python/index.docx
+++ b/_site/python/2021-06-07-03-objetos-de-python/index.docx
@@ -50,7 +50,7 @@
         <w:pStyle w:val="Heading1"/>
       </w:pPr>
       <w:r>
-        <w:t xml:space="preserve">Estructuras de Datos en Python: Listas, Diccionarios y Tuplas</w:t>
+        <w:t xml:space="preserve">Objetos y tipos de datos en Python</w:t>
       </w:r>
     </w:p>
     <w:p>
@@ -199,7 +199,15 @@
     </w:p>
     <w:p>
       <w:pPr>
-        <w:pStyle w:val="FirstParagraph"/>
+        <w:pStyle w:val="AbstractFirstParagraph"/>
+      </w:pPr>
+      <w:r>
+        <w:t xml:space="preserve">Este abstract será actualizado una vez que se complete el contenido final del artículo.</w:t>
+      </w:r>
+    </w:p>
+    <w:p>
+      <w:pPr>
+        <w:pStyle w:val="BodyText"/>
       </w:pPr>
       <w:r>
         <w:rPr>
@@ -224,7 +232,7 @@
         <w:pStyle w:val="Heading1"/>
       </w:pPr>
       <w:r>
-        <w:t xml:space="preserve">Estructuras de Datos en Python: Listas, Diccionarios y Tuplas</w:t>
+        <w:t xml:space="preserve">Objetos y tipos de datos en Python</w:t>
       </w:r>
     </w:p>
     <w:p>

--- a/_site/python/2021-06-07-03-objetos-de-python/index.docx
+++ b/_site/python/2021-06-07-03-objetos-de-python/index.docx
@@ -235,22 +235,3006 @@
         <w:t xml:space="preserve">Objetos y tipos de datos en Python</w:t>
       </w:r>
     </w:p>
+    <w:bookmarkEnd w:id="26"/>
+    <w:bookmarkStart w:id="27" w:name="listas"/>
+    <w:p>
+      <w:pPr>
+        <w:pStyle w:val="Heading1"/>
+      </w:pPr>
+      <w:r>
+        <w:t xml:space="preserve">1. Listas</w:t>
+      </w:r>
+    </w:p>
     <w:p>
       <w:pPr>
         <w:pStyle w:val="FirstParagraph"/>
       </w:pPr>
       <w:r>
-        <w:t xml:space="preserve">Este artículo está actualmente en proceso de edición, y todas las secciones serán ampliadas y refinadas en futuras revisiones.</w:t>
-      </w:r>
-    </w:p>
-    <w:bookmarkEnd w:id="26"/>
-    <w:bookmarkStart w:id="55" w:name="publicaciones-similares"/>
+        <w:t xml:space="preserve">Las listas son objetos mutables e iterables en python. Son muy</w:t>
+      </w:r>
+      <w:r>
+        <w:t xml:space="preserve"> </w:t>
+      </w:r>
+      <w:r>
+        <w:t xml:space="preserve">versátiles pues permiten coleccionar de manera ordenada cualquier objeto</w:t>
+      </w:r>
+      <w:r>
+        <w:t xml:space="preserve"> </w:t>
+      </w:r>
+      <w:r>
+        <w:t xml:space="preserve">(incluso otras listas). Las listas además te permiten acceder a los</w:t>
+      </w:r>
+      <w:r>
+        <w:t xml:space="preserve"> </w:t>
+      </w:r>
+      <w:r>
+        <w:t xml:space="preserve">elementos que contiene adentro utilizando índices.</w:t>
+      </w:r>
+    </w:p>
+    <w:p>
+      <w:pPr>
+        <w:pStyle w:val="SourceCode"/>
+      </w:pPr>
+      <w:r>
+        <w:rPr>
+          <w:rStyle w:val="NormalTok"/>
+        </w:rPr>
+        <w:t xml:space="preserve">frutas </w:t>
+      </w:r>
+      <w:r>
+        <w:rPr>
+          <w:rStyle w:val="OperatorTok"/>
+        </w:rPr>
+        <w:t xml:space="preserve">=</w:t>
+      </w:r>
+      <w:r>
+        <w:rPr>
+          <w:rStyle w:val="NormalTok"/>
+        </w:rPr>
+        <w:t xml:space="preserve"> [</w:t>
+      </w:r>
+      <w:r>
+        <w:rPr>
+          <w:rStyle w:val="StringTok"/>
+        </w:rPr>
+        <w:t xml:space="preserve">'manzana'</w:t>
+      </w:r>
+      <w:r>
+        <w:rPr>
+          <w:rStyle w:val="NormalTok"/>
+        </w:rPr>
+        <w:t xml:space="preserve">, </w:t>
+      </w:r>
+      <w:r>
+        <w:rPr>
+          <w:rStyle w:val="StringTok"/>
+        </w:rPr>
+        <w:t xml:space="preserve">'banana'</w:t>
+      </w:r>
+      <w:r>
+        <w:rPr>
+          <w:rStyle w:val="NormalTok"/>
+        </w:rPr>
+        <w:t xml:space="preserve">, </w:t>
+      </w:r>
+      <w:r>
+        <w:rPr>
+          <w:rStyle w:val="StringTok"/>
+        </w:rPr>
+        <w:t xml:space="preserve">'durazno'</w:t>
+      </w:r>
+      <w:r>
+        <w:rPr>
+          <w:rStyle w:val="NormalTok"/>
+        </w:rPr>
+        <w:t xml:space="preserve">]</w:t>
+      </w:r>
+      <w:r>
+        <w:br/>
+      </w:r>
+      <w:r>
+        <w:rPr>
+          <w:rStyle w:val="BuiltInTok"/>
+        </w:rPr>
+        <w:t xml:space="preserve">print</w:t>
+      </w:r>
+      <w:r>
+        <w:rPr>
+          <w:rStyle w:val="NormalTok"/>
+        </w:rPr>
+        <w:t xml:space="preserve">(frutas)</w:t>
+      </w:r>
+    </w:p>
+    <w:p>
+      <w:pPr>
+        <w:pStyle w:val="SourceCode"/>
+      </w:pPr>
+      <w:r>
+        <w:rPr>
+          <w:rStyle w:val="NormalTok"/>
+        </w:rPr>
+        <w:t xml:space="preserve">carnes </w:t>
+      </w:r>
+      <w:r>
+        <w:rPr>
+          <w:rStyle w:val="OperatorTok"/>
+        </w:rPr>
+        <w:t xml:space="preserve">=</w:t>
+      </w:r>
+      <w:r>
+        <w:rPr>
+          <w:rStyle w:val="NormalTok"/>
+        </w:rPr>
+        <w:t xml:space="preserve"> </w:t>
+      </w:r>
+      <w:r>
+        <w:rPr>
+          <w:rStyle w:val="BuiltInTok"/>
+        </w:rPr>
+        <w:t xml:space="preserve">list</w:t>
+      </w:r>
+      <w:r>
+        <w:rPr>
+          <w:rStyle w:val="NormalTok"/>
+        </w:rPr>
+        <w:t xml:space="preserve">([</w:t>
+      </w:r>
+      <w:r>
+        <w:rPr>
+          <w:rStyle w:val="StringTok"/>
+        </w:rPr>
+        <w:t xml:space="preserve">'cerdo'</w:t>
+      </w:r>
+      <w:r>
+        <w:rPr>
+          <w:rStyle w:val="NormalTok"/>
+        </w:rPr>
+        <w:t xml:space="preserve">, </w:t>
+      </w:r>
+      <w:r>
+        <w:rPr>
+          <w:rStyle w:val="StringTok"/>
+        </w:rPr>
+        <w:t xml:space="preserve">'vaca'</w:t>
+      </w:r>
+      <w:r>
+        <w:rPr>
+          <w:rStyle w:val="NormalTok"/>
+        </w:rPr>
+        <w:t xml:space="preserve">, </w:t>
+      </w:r>
+      <w:r>
+        <w:rPr>
+          <w:rStyle w:val="StringTok"/>
+        </w:rPr>
+        <w:t xml:space="preserve">'pollo'</w:t>
+      </w:r>
+      <w:r>
+        <w:rPr>
+          <w:rStyle w:val="NormalTok"/>
+        </w:rPr>
+        <w:t xml:space="preserve">])</w:t>
+      </w:r>
+      <w:r>
+        <w:br/>
+      </w:r>
+      <w:r>
+        <w:rPr>
+          <w:rStyle w:val="BuiltInTok"/>
+        </w:rPr>
+        <w:t xml:space="preserve">print</w:t>
+      </w:r>
+      <w:r>
+        <w:rPr>
+          <w:rStyle w:val="NormalTok"/>
+        </w:rPr>
+        <w:t xml:space="preserve">(carnes)</w:t>
+      </w:r>
+    </w:p>
+    <w:p>
+      <w:pPr>
+        <w:pStyle w:val="SourceCode"/>
+      </w:pPr>
+      <w:r>
+        <w:rPr>
+          <w:rStyle w:val="NormalTok"/>
+        </w:rPr>
+        <w:t xml:space="preserve">mix </w:t>
+      </w:r>
+      <w:r>
+        <w:rPr>
+          <w:rStyle w:val="OperatorTok"/>
+        </w:rPr>
+        <w:t xml:space="preserve">=</w:t>
+      </w:r>
+      <w:r>
+        <w:rPr>
+          <w:rStyle w:val="NormalTok"/>
+        </w:rPr>
+        <w:t xml:space="preserve"> [</w:t>
+      </w:r>
+      <w:r>
+        <w:rPr>
+          <w:rStyle w:val="DecValTok"/>
+        </w:rPr>
+        <w:t xml:space="preserve">123</w:t>
+      </w:r>
+      <w:r>
+        <w:rPr>
+          <w:rStyle w:val="NormalTok"/>
+        </w:rPr>
+        <w:t xml:space="preserve">, [</w:t>
+      </w:r>
+      <w:r>
+        <w:rPr>
+          <w:rStyle w:val="StringTok"/>
+        </w:rPr>
+        <w:t xml:space="preserve">'Python'</w:t>
+      </w:r>
+      <w:r>
+        <w:rPr>
+          <w:rStyle w:val="NormalTok"/>
+        </w:rPr>
+        <w:t xml:space="preserve">, </w:t>
+      </w:r>
+      <w:r>
+        <w:rPr>
+          <w:rStyle w:val="StringTok"/>
+        </w:rPr>
+        <w:t xml:space="preserve">'Stata'</w:t>
+      </w:r>
+      <w:r>
+        <w:rPr>
+          <w:rStyle w:val="NormalTok"/>
+        </w:rPr>
+        <w:t xml:space="preserve">], </w:t>
+      </w:r>
+      <w:r>
+        <w:rPr>
+          <w:rStyle w:val="StringTok"/>
+        </w:rPr>
+        <w:t xml:space="preserve">'iPhone'</w:t>
+      </w:r>
+      <w:r>
+        <w:rPr>
+          <w:rStyle w:val="NormalTok"/>
+        </w:rPr>
+        <w:t xml:space="preserve">]</w:t>
+      </w:r>
+      <w:r>
+        <w:br/>
+      </w:r>
+      <w:r>
+        <w:rPr>
+          <w:rStyle w:val="BuiltInTok"/>
+        </w:rPr>
+        <w:t xml:space="preserve">print</w:t>
+      </w:r>
+      <w:r>
+        <w:rPr>
+          <w:rStyle w:val="NormalTok"/>
+        </w:rPr>
+        <w:t xml:space="preserve">(mix)</w:t>
+      </w:r>
+    </w:p>
+    <w:bookmarkEnd w:id="27"/>
+    <w:bookmarkStart w:id="28" w:name="asignación-como-referencia-o-como-valor"/>
     <w:p>
       <w:pPr>
         <w:pStyle w:val="Heading1"/>
       </w:pPr>
       <w:r>
-        <w:t xml:space="preserve">1. Publicaciones Similares</w:t>
+        <w:t xml:space="preserve">2. Asignación como referencia o como valor</w:t>
+      </w:r>
+    </w:p>
+    <w:p>
+      <w:pPr>
+        <w:pStyle w:val="FirstParagraph"/>
+      </w:pPr>
+      <w:r>
+        <w:t xml:space="preserve">Muchos cometen el error de</w:t>
+      </w:r>
+      <w:r>
+        <w:t xml:space="preserve"> </w:t>
+      </w:r>
+      <w:r>
+        <w:t xml:space="preserve">‘copiar’</w:t>
+      </w:r>
+      <w:r>
+        <w:t xml:space="preserve"> </w:t>
+      </w:r>
+      <w:r>
+        <w:t xml:space="preserve">una lista de manera directa y luego</w:t>
+      </w:r>
+      <w:r>
+        <w:t xml:space="preserve"> </w:t>
+      </w:r>
+      <w:r>
+        <w:t xml:space="preserve">editarla. El resultado es que todas las ediciones que hagamos en la</w:t>
+      </w:r>
+      <w:r>
+        <w:t xml:space="preserve"> </w:t>
+      </w:r>
+      <w:r>
+        <w:t xml:space="preserve">lista referida se replicaran en la lista original. Esto ocurre cuando</w:t>
+      </w:r>
+      <w:r>
+        <w:t xml:space="preserve"> </w:t>
+      </w:r>
+      <w:r>
+        <w:t xml:space="preserve">asignamos una lista como referencia en lugar de copiarla.</w:t>
+      </w:r>
+    </w:p>
+    <w:p>
+      <w:pPr>
+        <w:pStyle w:val="BodyText"/>
+      </w:pPr>
+      <w:r>
+        <w:t xml:space="preserve">Cuando la asignamos como referencia lo unico que hace python es usar el</w:t>
+      </w:r>
+      <w:r>
+        <w:t xml:space="preserve"> </w:t>
+      </w:r>
+      <w:r>
+        <w:t xml:space="preserve">nuevo nombre de variable para referenciar la variable original. Esto</w:t>
+      </w:r>
+      <w:r>
+        <w:t xml:space="preserve"> </w:t>
+      </w:r>
+      <w:r>
+        <w:t xml:space="preserve">permite a python salvar memoria ram porque no estamos creando más</w:t>
+      </w:r>
+      <w:r>
+        <w:t xml:space="preserve"> </w:t>
+      </w:r>
+      <w:r>
+        <w:t xml:space="preserve">objetos en el ambiente de python.</w:t>
+      </w:r>
+    </w:p>
+    <w:p>
+      <w:pPr>
+        <w:pStyle w:val="BodyText"/>
+      </w:pPr>
+    </w:p>
+    <w:p>
+      <w:pPr>
+        <w:pStyle w:val="SourceCode"/>
+      </w:pPr>
+      <w:r>
+        <w:rPr>
+          <w:rStyle w:val="ImportTok"/>
+        </w:rPr>
+        <w:t xml:space="preserve">import</w:t>
+      </w:r>
+      <w:r>
+        <w:rPr>
+          <w:rStyle w:val="NormalTok"/>
+        </w:rPr>
+        <w:t xml:space="preserve"> copy</w:t>
+      </w:r>
+      <w:r>
+        <w:br/>
+      </w:r>
+      <w:r>
+        <w:br/>
+      </w:r>
+      <w:r>
+        <w:rPr>
+          <w:rStyle w:val="NormalTok"/>
+        </w:rPr>
+        <w:t xml:space="preserve">miPrimeraLista </w:t>
+      </w:r>
+      <w:r>
+        <w:rPr>
+          <w:rStyle w:val="OperatorTok"/>
+        </w:rPr>
+        <w:t xml:space="preserve">=</w:t>
+      </w:r>
+      <w:r>
+        <w:rPr>
+          <w:rStyle w:val="NormalTok"/>
+        </w:rPr>
+        <w:t xml:space="preserve"> [</w:t>
+      </w:r>
+      <w:r>
+        <w:rPr>
+          <w:rStyle w:val="DecValTok"/>
+        </w:rPr>
+        <w:t xml:space="preserve">1</w:t>
+      </w:r>
+      <w:r>
+        <w:rPr>
+          <w:rStyle w:val="NormalTok"/>
+        </w:rPr>
+        <w:t xml:space="preserve">, </w:t>
+      </w:r>
+      <w:r>
+        <w:rPr>
+          <w:rStyle w:val="DecValTok"/>
+        </w:rPr>
+        <w:t xml:space="preserve">2</w:t>
+      </w:r>
+      <w:r>
+        <w:rPr>
+          <w:rStyle w:val="NormalTok"/>
+        </w:rPr>
+        <w:t xml:space="preserve">, </w:t>
+      </w:r>
+      <w:r>
+        <w:rPr>
+          <w:rStyle w:val="DecValTok"/>
+        </w:rPr>
+        <w:t xml:space="preserve">3</w:t>
+      </w:r>
+      <w:r>
+        <w:rPr>
+          <w:rStyle w:val="NormalTok"/>
+        </w:rPr>
+        <w:t xml:space="preserve">, </w:t>
+      </w:r>
+      <w:r>
+        <w:rPr>
+          <w:rStyle w:val="DecValTok"/>
+        </w:rPr>
+        <w:t xml:space="preserve">4</w:t>
+      </w:r>
+      <w:r>
+        <w:rPr>
+          <w:rStyle w:val="NormalTok"/>
+        </w:rPr>
+        <w:t xml:space="preserve">, </w:t>
+      </w:r>
+      <w:r>
+        <w:rPr>
+          <w:rStyle w:val="DecValTok"/>
+        </w:rPr>
+        <w:t xml:space="preserve">5</w:t>
+      </w:r>
+      <w:r>
+        <w:rPr>
+          <w:rStyle w:val="NormalTok"/>
+        </w:rPr>
+        <w:t xml:space="preserve">]</w:t>
+      </w:r>
+      <w:r>
+        <w:br/>
+      </w:r>
+      <w:r>
+        <w:rPr>
+          <w:rStyle w:val="NormalTok"/>
+        </w:rPr>
+        <w:t xml:space="preserve">miPrimeraLista1 </w:t>
+      </w:r>
+      <w:r>
+        <w:rPr>
+          <w:rStyle w:val="OperatorTok"/>
+        </w:rPr>
+        <w:t xml:space="preserve">=</w:t>
+      </w:r>
+      <w:r>
+        <w:rPr>
+          <w:rStyle w:val="NormalTok"/>
+        </w:rPr>
+        <w:t xml:space="preserve"> miPrimeraLista </w:t>
+      </w:r>
+      <w:r>
+        <w:rPr>
+          <w:rStyle w:val="CommentTok"/>
+        </w:rPr>
+        <w:t xml:space="preserve"># Esto asigna como referencia</w:t>
+      </w:r>
+      <w:r>
+        <w:br/>
+      </w:r>
+      <w:r>
+        <w:rPr>
+          <w:rStyle w:val="NormalTok"/>
+        </w:rPr>
+        <w:t xml:space="preserve">miPrimeraLista2 </w:t>
+      </w:r>
+      <w:r>
+        <w:rPr>
+          <w:rStyle w:val="OperatorTok"/>
+        </w:rPr>
+        <w:t xml:space="preserve">=</w:t>
+      </w:r>
+      <w:r>
+        <w:rPr>
+          <w:rStyle w:val="NormalTok"/>
+        </w:rPr>
+        <w:t xml:space="preserve"> copy.copy(miPrimeraLista) </w:t>
+      </w:r>
+      <w:r>
+        <w:rPr>
+          <w:rStyle w:val="CommentTok"/>
+        </w:rPr>
+        <w:t xml:space="preserve"># Esto asigna como valor</w:t>
+      </w:r>
+      <w:r>
+        <w:br/>
+      </w:r>
+      <w:r>
+        <w:rPr>
+          <w:rStyle w:val="CommentTok"/>
+        </w:rPr>
+        <w:t xml:space="preserve">#miPrimeraLista[0]</w:t>
+      </w:r>
+      <w:r>
+        <w:br/>
+      </w:r>
+      <w:r>
+        <w:rPr>
+          <w:rStyle w:val="NormalTok"/>
+        </w:rPr>
+        <w:t xml:space="preserve">miPrimeraLista[</w:t>
+      </w:r>
+      <w:r>
+        <w:rPr>
+          <w:rStyle w:val="DecValTok"/>
+        </w:rPr>
+        <w:t xml:space="preserve">0</w:t>
+      </w:r>
+      <w:r>
+        <w:rPr>
+          <w:rStyle w:val="NormalTok"/>
+        </w:rPr>
+        <w:t xml:space="preserve">] </w:t>
+      </w:r>
+      <w:r>
+        <w:rPr>
+          <w:rStyle w:val="OperatorTok"/>
+        </w:rPr>
+        <w:t xml:space="preserve">=</w:t>
+      </w:r>
+      <w:r>
+        <w:rPr>
+          <w:rStyle w:val="NormalTok"/>
+        </w:rPr>
+        <w:t xml:space="preserve"> </w:t>
+      </w:r>
+      <w:r>
+        <w:rPr>
+          <w:rStyle w:val="DecValTok"/>
+        </w:rPr>
+        <w:t xml:space="preserve">3</w:t>
+      </w:r>
+      <w:r>
+        <w:br/>
+      </w:r>
+      <w:r>
+        <w:rPr>
+          <w:rStyle w:val="NormalTok"/>
+        </w:rPr>
+        <w:t xml:space="preserve">miPrimeraLista[</w:t>
+      </w:r>
+      <w:r>
+        <w:rPr>
+          <w:rStyle w:val="DecValTok"/>
+        </w:rPr>
+        <w:t xml:space="preserve">1</w:t>
+      </w:r>
+      <w:r>
+        <w:rPr>
+          <w:rStyle w:val="NormalTok"/>
+        </w:rPr>
+        <w:t xml:space="preserve">] </w:t>
+      </w:r>
+      <w:r>
+        <w:rPr>
+          <w:rStyle w:val="OperatorTok"/>
+        </w:rPr>
+        <w:t xml:space="preserve">=</w:t>
+      </w:r>
+      <w:r>
+        <w:rPr>
+          <w:rStyle w:val="NormalTok"/>
+        </w:rPr>
+        <w:t xml:space="preserve"> </w:t>
+      </w:r>
+      <w:r>
+        <w:rPr>
+          <w:rStyle w:val="DecValTok"/>
+        </w:rPr>
+        <w:t xml:space="preserve">9</w:t>
+      </w:r>
+      <w:r>
+        <w:br/>
+      </w:r>
+      <w:r>
+        <w:br/>
+      </w:r>
+      <w:r>
+        <w:rPr>
+          <w:rStyle w:val="BuiltInTok"/>
+        </w:rPr>
+        <w:t xml:space="preserve">print</w:t>
+      </w:r>
+      <w:r>
+        <w:rPr>
+          <w:rStyle w:val="NormalTok"/>
+        </w:rPr>
+        <w:t xml:space="preserve">(</w:t>
+      </w:r>
+      <w:r>
+        <w:rPr>
+          <w:rStyle w:val="StringTok"/>
+        </w:rPr>
+        <w:t xml:space="preserve">'miPrimeraLista :'</w:t>
+      </w:r>
+      <w:r>
+        <w:rPr>
+          <w:rStyle w:val="NormalTok"/>
+        </w:rPr>
+        <w:t xml:space="preserve">,miPrimeraLista)</w:t>
+      </w:r>
+      <w:r>
+        <w:br/>
+      </w:r>
+      <w:r>
+        <w:rPr>
+          <w:rStyle w:val="BuiltInTok"/>
+        </w:rPr>
+        <w:t xml:space="preserve">print</w:t>
+      </w:r>
+      <w:r>
+        <w:rPr>
+          <w:rStyle w:val="NormalTok"/>
+        </w:rPr>
+        <w:t xml:space="preserve">(</w:t>
+      </w:r>
+      <w:r>
+        <w:rPr>
+          <w:rStyle w:val="StringTok"/>
+        </w:rPr>
+        <w:t xml:space="preserve">'miPrimeraLista1:'</w:t>
+      </w:r>
+      <w:r>
+        <w:rPr>
+          <w:rStyle w:val="NormalTok"/>
+        </w:rPr>
+        <w:t xml:space="preserve">,miPrimeraLista1)</w:t>
+      </w:r>
+      <w:r>
+        <w:br/>
+      </w:r>
+      <w:r>
+        <w:rPr>
+          <w:rStyle w:val="BuiltInTok"/>
+        </w:rPr>
+        <w:t xml:space="preserve">print</w:t>
+      </w:r>
+      <w:r>
+        <w:rPr>
+          <w:rStyle w:val="NormalTok"/>
+        </w:rPr>
+        <w:t xml:space="preserve">(</w:t>
+      </w:r>
+      <w:r>
+        <w:rPr>
+          <w:rStyle w:val="StringTok"/>
+        </w:rPr>
+        <w:t xml:space="preserve">'miPrimeraLista2:'</w:t>
+      </w:r>
+      <w:r>
+        <w:rPr>
+          <w:rStyle w:val="NormalTok"/>
+        </w:rPr>
+        <w:t xml:space="preserve">,miPrimeraLista2)</w:t>
+      </w:r>
+    </w:p>
+    <w:p>
+      <w:pPr>
+        <w:pStyle w:val="FirstParagraph"/>
+      </w:pPr>
+      <w:r>
+        <w:t xml:space="preserve">En el caso de listas de listas la función que nos permite copiar el</w:t>
+      </w:r>
+      <w:r>
+        <w:t xml:space="preserve"> </w:t>
+      </w:r>
+      <w:r>
+        <w:t xml:space="preserve">objeto completo es la rutina deepcopy. Basicamente lo que hace deepcopy</w:t>
+      </w:r>
+      <w:r>
+        <w:t xml:space="preserve"> </w:t>
+      </w:r>
+      <w:r>
+        <w:t xml:space="preserve">es copiar como valor no solo la lista inicial, sino tambien las listas</w:t>
+      </w:r>
+      <w:r>
+        <w:t xml:space="preserve"> </w:t>
+      </w:r>
+      <w:r>
+        <w:t xml:space="preserve">que se contienen adentro.</w:t>
+      </w:r>
+    </w:p>
+    <w:p>
+      <w:pPr>
+        <w:pStyle w:val="SourceCode"/>
+      </w:pPr>
+      <w:r>
+        <w:rPr>
+          <w:rStyle w:val="CommentTok"/>
+        </w:rPr>
+        <w:t xml:space="preserve">#List of lists:</w:t>
+      </w:r>
+      <w:r>
+        <w:br/>
+      </w:r>
+      <w:r>
+        <w:rPr>
+          <w:rStyle w:val="NormalTok"/>
+        </w:rPr>
+        <w:t xml:space="preserve">miSegundaLista </w:t>
+      </w:r>
+      <w:r>
+        <w:rPr>
+          <w:rStyle w:val="OperatorTok"/>
+        </w:rPr>
+        <w:t xml:space="preserve">=</w:t>
+      </w:r>
+      <w:r>
+        <w:rPr>
+          <w:rStyle w:val="NormalTok"/>
+        </w:rPr>
+        <w:t xml:space="preserve"> [[</w:t>
+      </w:r>
+      <w:r>
+        <w:rPr>
+          <w:rStyle w:val="StringTok"/>
+        </w:rPr>
+        <w:t xml:space="preserve">"Jose"</w:t>
+      </w:r>
+      <w:r>
+        <w:rPr>
+          <w:rStyle w:val="NormalTok"/>
+        </w:rPr>
+        <w:t xml:space="preserve">, </w:t>
+      </w:r>
+      <w:r>
+        <w:rPr>
+          <w:rStyle w:val="StringTok"/>
+        </w:rPr>
+        <w:t xml:space="preserve">"Pablo"</w:t>
+      </w:r>
+      <w:r>
+        <w:rPr>
+          <w:rStyle w:val="NormalTok"/>
+        </w:rPr>
+        <w:t xml:space="preserve">], [</w:t>
+      </w:r>
+      <w:r>
+        <w:rPr>
+          <w:rStyle w:val="DecValTok"/>
+        </w:rPr>
+        <w:t xml:space="preserve">26</w:t>
+      </w:r>
+      <w:r>
+        <w:rPr>
+          <w:rStyle w:val="NormalTok"/>
+        </w:rPr>
+        <w:t xml:space="preserve">, </w:t>
+      </w:r>
+      <w:r>
+        <w:rPr>
+          <w:rStyle w:val="DecValTok"/>
+        </w:rPr>
+        <w:t xml:space="preserve">25</w:t>
+      </w:r>
+      <w:r>
+        <w:rPr>
+          <w:rStyle w:val="NormalTok"/>
+        </w:rPr>
+        <w:t xml:space="preserve">]]</w:t>
+      </w:r>
+      <w:r>
+        <w:br/>
+      </w:r>
+      <w:r>
+        <w:rPr>
+          <w:rStyle w:val="NormalTok"/>
+        </w:rPr>
+        <w:t xml:space="preserve">miSegundaListaNombres </w:t>
+      </w:r>
+      <w:r>
+        <w:rPr>
+          <w:rStyle w:val="OperatorTok"/>
+        </w:rPr>
+        <w:t xml:space="preserve">=</w:t>
+      </w:r>
+      <w:r>
+        <w:rPr>
+          <w:rStyle w:val="NormalTok"/>
+        </w:rPr>
+        <w:t xml:space="preserve"> miSegundaLista </w:t>
+      </w:r>
+      <w:r>
+        <w:rPr>
+          <w:rStyle w:val="CommentTok"/>
+        </w:rPr>
+        <w:t xml:space="preserve"># Esto asigna como referencia</w:t>
+      </w:r>
+      <w:r>
+        <w:br/>
+      </w:r>
+      <w:r>
+        <w:rPr>
+          <w:rStyle w:val="NormalTok"/>
+        </w:rPr>
+        <w:t xml:space="preserve">miSegundaListaNombres2 </w:t>
+      </w:r>
+      <w:r>
+        <w:rPr>
+          <w:rStyle w:val="OperatorTok"/>
+        </w:rPr>
+        <w:t xml:space="preserve">=</w:t>
+      </w:r>
+      <w:r>
+        <w:rPr>
+          <w:rStyle w:val="NormalTok"/>
+        </w:rPr>
+        <w:t xml:space="preserve"> copy.deepcopy(miSegundaLista) </w:t>
+      </w:r>
+      <w:r>
+        <w:rPr>
+          <w:rStyle w:val="CommentTok"/>
+        </w:rPr>
+        <w:t xml:space="preserve"># Deepcopy asigna como valor las listas y sublistas</w:t>
+      </w:r>
+      <w:r>
+        <w:br/>
+      </w:r>
+      <w:r>
+        <w:rPr>
+          <w:rStyle w:val="NormalTok"/>
+        </w:rPr>
+        <w:t xml:space="preserve">miSegundaLista[</w:t>
+      </w:r>
+      <w:r>
+        <w:rPr>
+          <w:rStyle w:val="DecValTok"/>
+        </w:rPr>
+        <w:t xml:space="preserve">1</w:t>
+      </w:r>
+      <w:r>
+        <w:rPr>
+          <w:rStyle w:val="NormalTok"/>
+        </w:rPr>
+        <w:t xml:space="preserve">][</w:t>
+      </w:r>
+      <w:r>
+        <w:rPr>
+          <w:rStyle w:val="DecValTok"/>
+        </w:rPr>
+        <w:t xml:space="preserve">1</w:t>
+      </w:r>
+      <w:r>
+        <w:rPr>
+          <w:rStyle w:val="NormalTok"/>
+        </w:rPr>
+        <w:t xml:space="preserve">] </w:t>
+      </w:r>
+      <w:r>
+        <w:rPr>
+          <w:rStyle w:val="OperatorTok"/>
+        </w:rPr>
+        <w:t xml:space="preserve">=</w:t>
+      </w:r>
+      <w:r>
+        <w:rPr>
+          <w:rStyle w:val="NormalTok"/>
+        </w:rPr>
+        <w:t xml:space="preserve"> </w:t>
+      </w:r>
+      <w:r>
+        <w:rPr>
+          <w:rStyle w:val="DecValTok"/>
+        </w:rPr>
+        <w:t xml:space="preserve">24</w:t>
+      </w:r>
+      <w:r>
+        <w:br/>
+      </w:r>
+      <w:r>
+        <w:rPr>
+          <w:rStyle w:val="BuiltInTok"/>
+        </w:rPr>
+        <w:t xml:space="preserve">print</w:t>
+      </w:r>
+      <w:r>
+        <w:rPr>
+          <w:rStyle w:val="NormalTok"/>
+        </w:rPr>
+        <w:t xml:space="preserve">(</w:t>
+      </w:r>
+      <w:r>
+        <w:rPr>
+          <w:rStyle w:val="StringTok"/>
+        </w:rPr>
+        <w:t xml:space="preserve">'Lista original:'</w:t>
+      </w:r>
+      <w:r>
+        <w:rPr>
+          <w:rStyle w:val="NormalTok"/>
+        </w:rPr>
+        <w:t xml:space="preserve">,miSegundaLista)</w:t>
+      </w:r>
+      <w:r>
+        <w:br/>
+      </w:r>
+      <w:r>
+        <w:rPr>
+          <w:rStyle w:val="BuiltInTok"/>
+        </w:rPr>
+        <w:t xml:space="preserve">print</w:t>
+      </w:r>
+      <w:r>
+        <w:rPr>
+          <w:rStyle w:val="NormalTok"/>
+        </w:rPr>
+        <w:t xml:space="preserve">(</w:t>
+      </w:r>
+      <w:r>
+        <w:rPr>
+          <w:rStyle w:val="StringTok"/>
+        </w:rPr>
+        <w:t xml:space="preserve">'Lista copiada como referencia:'</w:t>
+      </w:r>
+      <w:r>
+        <w:rPr>
+          <w:rStyle w:val="NormalTok"/>
+        </w:rPr>
+        <w:t xml:space="preserve">,miSegundaListaNombres)</w:t>
+      </w:r>
+      <w:r>
+        <w:br/>
+      </w:r>
+      <w:r>
+        <w:rPr>
+          <w:rStyle w:val="BuiltInTok"/>
+        </w:rPr>
+        <w:t xml:space="preserve">print</w:t>
+      </w:r>
+      <w:r>
+        <w:rPr>
+          <w:rStyle w:val="NormalTok"/>
+        </w:rPr>
+        <w:t xml:space="preserve">(</w:t>
+      </w:r>
+      <w:r>
+        <w:rPr>
+          <w:rStyle w:val="StringTok"/>
+        </w:rPr>
+        <w:t xml:space="preserve">'Lista copiada como valor:'</w:t>
+      </w:r>
+      <w:r>
+        <w:rPr>
+          <w:rStyle w:val="NormalTok"/>
+        </w:rPr>
+        <w:t xml:space="preserve">,miSegundaListaNombres2)</w:t>
+      </w:r>
+    </w:p>
+    <w:p>
+      <w:pPr>
+        <w:pStyle w:val="FirstParagraph"/>
+      </w:pPr>
+      <w:r>
+        <w:t xml:space="preserve">Para eliminar elementos dentro de una lista, podemos indexar el objeto y</w:t>
+      </w:r>
+      <w:r>
+        <w:t xml:space="preserve"> </w:t>
+      </w:r>
+      <w:r>
+        <w:t xml:space="preserve">con el comando del, podemos eliminar dicho objeto.</w:t>
+      </w:r>
+    </w:p>
+    <w:p>
+      <w:pPr>
+        <w:pStyle w:val="SourceCode"/>
+      </w:pPr>
+      <w:r>
+        <w:rPr>
+          <w:rStyle w:val="KeywordTok"/>
+        </w:rPr>
+        <w:t xml:space="preserve">del</w:t>
+      </w:r>
+      <w:r>
+        <w:rPr>
+          <w:rStyle w:val="NormalTok"/>
+        </w:rPr>
+        <w:t xml:space="preserve"> miSegundaLista[</w:t>
+      </w:r>
+      <w:r>
+        <w:rPr>
+          <w:rStyle w:val="DecValTok"/>
+        </w:rPr>
+        <w:t xml:space="preserve">1</w:t>
+      </w:r>
+      <w:r>
+        <w:rPr>
+          <w:rStyle w:val="NormalTok"/>
+        </w:rPr>
+        <w:t xml:space="preserve">]</w:t>
+      </w:r>
+      <w:r>
+        <w:br/>
+      </w:r>
+      <w:r>
+        <w:rPr>
+          <w:rStyle w:val="NormalTok"/>
+        </w:rPr>
+        <w:t xml:space="preserve">miSegundaLista</w:t>
+      </w:r>
+    </w:p>
+    <w:p>
+      <w:pPr>
+        <w:pStyle w:val="SourceCode"/>
+      </w:pPr>
+      <w:r>
+        <w:rPr>
+          <w:rStyle w:val="CommentTok"/>
+        </w:rPr>
+        <w:t xml:space="preserve"># Combinar listas</w:t>
+      </w:r>
+      <w:r>
+        <w:br/>
+      </w:r>
+      <w:r>
+        <w:rPr>
+          <w:rStyle w:val="NormalTok"/>
+        </w:rPr>
+        <w:t xml:space="preserve">mylist </w:t>
+      </w:r>
+      <w:r>
+        <w:rPr>
+          <w:rStyle w:val="OperatorTok"/>
+        </w:rPr>
+        <w:t xml:space="preserve">=</w:t>
+      </w:r>
+      <w:r>
+        <w:rPr>
+          <w:rStyle w:val="NormalTok"/>
+        </w:rPr>
+        <w:t xml:space="preserve"> [</w:t>
+      </w:r>
+      <w:r>
+        <w:rPr>
+          <w:rStyle w:val="DecValTok"/>
+        </w:rPr>
+        <w:t xml:space="preserve">1</w:t>
+      </w:r>
+      <w:r>
+        <w:rPr>
+          <w:rStyle w:val="NormalTok"/>
+        </w:rPr>
+        <w:t xml:space="preserve">, </w:t>
+      </w:r>
+      <w:r>
+        <w:rPr>
+          <w:rStyle w:val="DecValTok"/>
+        </w:rPr>
+        <w:t xml:space="preserve">2</w:t>
+      </w:r>
+      <w:r>
+        <w:rPr>
+          <w:rStyle w:val="NormalTok"/>
+        </w:rPr>
+        <w:t xml:space="preserve">] </w:t>
+      </w:r>
+      <w:r>
+        <w:rPr>
+          <w:rStyle w:val="OperatorTok"/>
+        </w:rPr>
+        <w:t xml:space="preserve">+</w:t>
+      </w:r>
+      <w:r>
+        <w:rPr>
+          <w:rStyle w:val="NormalTok"/>
+        </w:rPr>
+        <w:t xml:space="preserve"> [</w:t>
+      </w:r>
+      <w:r>
+        <w:rPr>
+          <w:rStyle w:val="DecValTok"/>
+        </w:rPr>
+        <w:t xml:space="preserve">3</w:t>
+      </w:r>
+      <w:r>
+        <w:rPr>
+          <w:rStyle w:val="NormalTok"/>
+        </w:rPr>
+        <w:t xml:space="preserve">, </w:t>
+      </w:r>
+      <w:r>
+        <w:rPr>
+          <w:rStyle w:val="DecValTok"/>
+        </w:rPr>
+        <w:t xml:space="preserve">4</w:t>
+      </w:r>
+      <w:r>
+        <w:rPr>
+          <w:rStyle w:val="NormalTok"/>
+        </w:rPr>
+        <w:t xml:space="preserve">]</w:t>
+      </w:r>
+      <w:r>
+        <w:br/>
+      </w:r>
+      <w:r>
+        <w:rPr>
+          <w:rStyle w:val="BuiltInTok"/>
+        </w:rPr>
+        <w:t xml:space="preserve">print</w:t>
+      </w:r>
+      <w:r>
+        <w:rPr>
+          <w:rStyle w:val="NormalTok"/>
+        </w:rPr>
+        <w:t xml:space="preserve">(mylist)</w:t>
+      </w:r>
+    </w:p>
+    <w:p>
+      <w:pPr>
+        <w:pStyle w:val="SourceCode"/>
+      </w:pPr>
+      <w:r>
+        <w:rPr>
+          <w:rStyle w:val="NormalTok"/>
+        </w:rPr>
+        <w:t xml:space="preserve">[</w:t>
+      </w:r>
+      <w:r>
+        <w:rPr>
+          <w:rStyle w:val="DecValTok"/>
+        </w:rPr>
+        <w:t xml:space="preserve">1</w:t>
+      </w:r>
+      <w:r>
+        <w:rPr>
+          <w:rStyle w:val="NormalTok"/>
+        </w:rPr>
+        <w:t xml:space="preserve">, </w:t>
+      </w:r>
+      <w:r>
+        <w:rPr>
+          <w:rStyle w:val="DecValTok"/>
+        </w:rPr>
+        <w:t xml:space="preserve">2</w:t>
+      </w:r>
+      <w:r>
+        <w:rPr>
+          <w:rStyle w:val="NormalTok"/>
+        </w:rPr>
+        <w:t xml:space="preserve">]</w:t>
+      </w:r>
+      <w:r>
+        <w:rPr>
+          <w:rStyle w:val="OperatorTok"/>
+        </w:rPr>
+        <w:t xml:space="preserve">*</w:t>
+      </w:r>
+      <w:r>
+        <w:rPr>
+          <w:rStyle w:val="DecValTok"/>
+        </w:rPr>
+        <w:t xml:space="preserve">2</w:t>
+      </w:r>
+    </w:p>
+    <w:bookmarkEnd w:id="28"/>
+    <w:bookmarkStart w:id="29" w:name="X322b6fea39687f8efc180fd0161c34fb2f48d7e"/>
+    <w:p>
+      <w:pPr>
+        <w:pStyle w:val="Heading1"/>
+      </w:pPr>
+      <w:r>
+        <w:t xml:space="preserve">3. Evaluando la existencia de objetos en una lista</w:t>
+      </w:r>
+    </w:p>
+    <w:p>
+      <w:pPr>
+        <w:pStyle w:val="FirstParagraph"/>
+      </w:pPr>
+      <w:r>
+        <w:t xml:space="preserve">En python es posible evaluar la membresía de un elemento en colecciones</w:t>
+      </w:r>
+      <w:r>
+        <w:t xml:space="preserve"> </w:t>
+      </w:r>
+      <w:r>
+        <w:t xml:space="preserve">de elementos como listas, sets, diccionarios y tuplas. Para ello existen</w:t>
+      </w:r>
+      <w:r>
+        <w:t xml:space="preserve"> </w:t>
+      </w:r>
+      <w:r>
+        <w:t xml:space="preserve">los comandos</w:t>
+      </w:r>
+      <w:r>
+        <w:t xml:space="preserve"> </w:t>
+      </w:r>
+      <w:r>
+        <w:t xml:space="preserve">“in”</w:t>
+      </w:r>
+      <w:r>
+        <w:t xml:space="preserve">,</w:t>
+      </w:r>
+      <w:r>
+        <w:t xml:space="preserve"> </w:t>
+      </w:r>
+      <w:r>
+        <w:t xml:space="preserve">“not in”</w:t>
+      </w:r>
+      <w:r>
+        <w:t xml:space="preserve">.</w:t>
+      </w:r>
+    </w:p>
+    <w:p>
+      <w:pPr>
+        <w:pStyle w:val="BodyText"/>
+      </w:pPr>
+      <w:r>
+        <w:t xml:space="preserve">Así mismo es posible evaluar si un objeto en python es identico a otro.</w:t>
+      </w:r>
+      <w:r>
+        <w:t xml:space="preserve"> </w:t>
+      </w:r>
+      <w:r>
+        <w:t xml:space="preserve">Esta rutina evalúa si un objeto tiene el mismo valor y propiedades que</w:t>
+      </w:r>
+      <w:r>
+        <w:t xml:space="preserve"> </w:t>
+      </w:r>
+      <w:r>
+        <w:t xml:space="preserve">otro, para ello se usa la rutina</w:t>
+      </w:r>
+      <w:r>
+        <w:t xml:space="preserve"> </w:t>
+      </w:r>
+      <w:r>
+        <w:t xml:space="preserve">“is”</w:t>
+      </w:r>
+      <w:r>
+        <w:t xml:space="preserve">.</w:t>
+      </w:r>
+    </w:p>
+    <w:p>
+      <w:pPr>
+        <w:pStyle w:val="SourceCode"/>
+      </w:pPr>
+      <w:r>
+        <w:rPr>
+          <w:rStyle w:val="CommentTok"/>
+        </w:rPr>
+        <w:t xml:space="preserve"># Evaluar si un objeto se encuentra en una lista</w:t>
+      </w:r>
+      <w:r>
+        <w:br/>
+      </w:r>
+      <w:r>
+        <w:rPr>
+          <w:rStyle w:val="BuiltInTok"/>
+        </w:rPr>
+        <w:t xml:space="preserve">print</w:t>
+      </w:r>
+      <w:r>
+        <w:rPr>
+          <w:rStyle w:val="NormalTok"/>
+        </w:rPr>
+        <w:t xml:space="preserve">(mylist)</w:t>
+      </w:r>
+      <w:r>
+        <w:br/>
+      </w:r>
+      <w:r>
+        <w:rPr>
+          <w:rStyle w:val="BuiltInTok"/>
+        </w:rPr>
+        <w:t xml:space="preserve">print</w:t>
+      </w:r>
+      <w:r>
+        <w:rPr>
+          <w:rStyle w:val="NormalTok"/>
+        </w:rPr>
+        <w:t xml:space="preserve">(</w:t>
+      </w:r>
+      <w:r>
+        <w:rPr>
+          <w:rStyle w:val="DecValTok"/>
+        </w:rPr>
+        <w:t xml:space="preserve">1</w:t>
+      </w:r>
+      <w:r>
+        <w:rPr>
+          <w:rStyle w:val="NormalTok"/>
+        </w:rPr>
+        <w:t xml:space="preserve"> </w:t>
+      </w:r>
+      <w:r>
+        <w:rPr>
+          <w:rStyle w:val="KeywordTok"/>
+        </w:rPr>
+        <w:t xml:space="preserve">in</w:t>
+      </w:r>
+      <w:r>
+        <w:rPr>
+          <w:rStyle w:val="NormalTok"/>
+        </w:rPr>
+        <w:t xml:space="preserve"> mylist)</w:t>
+      </w:r>
+      <w:r>
+        <w:br/>
+      </w:r>
+      <w:r>
+        <w:rPr>
+          <w:rStyle w:val="BuiltInTok"/>
+        </w:rPr>
+        <w:t xml:space="preserve">print</w:t>
+      </w:r>
+      <w:r>
+        <w:rPr>
+          <w:rStyle w:val="NormalTok"/>
+        </w:rPr>
+        <w:t xml:space="preserve">(</w:t>
+      </w:r>
+      <w:r>
+        <w:rPr>
+          <w:rStyle w:val="DecValTok"/>
+        </w:rPr>
+        <w:t xml:space="preserve">5</w:t>
+      </w:r>
+      <w:r>
+        <w:rPr>
+          <w:rStyle w:val="NormalTok"/>
+        </w:rPr>
+        <w:t xml:space="preserve"> </w:t>
+      </w:r>
+      <w:r>
+        <w:rPr>
+          <w:rStyle w:val="KeywordTok"/>
+        </w:rPr>
+        <w:t xml:space="preserve">in</w:t>
+      </w:r>
+      <w:r>
+        <w:rPr>
+          <w:rStyle w:val="NormalTok"/>
+        </w:rPr>
+        <w:t xml:space="preserve"> mylist)</w:t>
+      </w:r>
+      <w:r>
+        <w:br/>
+      </w:r>
+      <w:r>
+        <w:rPr>
+          <w:rStyle w:val="BuiltInTok"/>
+        </w:rPr>
+        <w:t xml:space="preserve">print</w:t>
+      </w:r>
+      <w:r>
+        <w:rPr>
+          <w:rStyle w:val="NormalTok"/>
+        </w:rPr>
+        <w:t xml:space="preserve">(</w:t>
+      </w:r>
+      <w:r>
+        <w:rPr>
+          <w:rStyle w:val="DecValTok"/>
+        </w:rPr>
+        <w:t xml:space="preserve">1</w:t>
+      </w:r>
+      <w:r>
+        <w:rPr>
+          <w:rStyle w:val="NormalTok"/>
+        </w:rPr>
+        <w:t xml:space="preserve"> </w:t>
+      </w:r>
+      <w:r>
+        <w:rPr>
+          <w:rStyle w:val="KeywordTok"/>
+        </w:rPr>
+        <w:t xml:space="preserve">not</w:t>
+      </w:r>
+      <w:r>
+        <w:rPr>
+          <w:rStyle w:val="NormalTok"/>
+        </w:rPr>
+        <w:t xml:space="preserve"> </w:t>
+      </w:r>
+      <w:r>
+        <w:rPr>
+          <w:rStyle w:val="KeywordTok"/>
+        </w:rPr>
+        <w:t xml:space="preserve">in</w:t>
+      </w:r>
+      <w:r>
+        <w:rPr>
+          <w:rStyle w:val="NormalTok"/>
+        </w:rPr>
+        <w:t xml:space="preserve"> mylist)</w:t>
+      </w:r>
+      <w:r>
+        <w:br/>
+      </w:r>
+      <w:r>
+        <w:rPr>
+          <w:rStyle w:val="BuiltInTok"/>
+        </w:rPr>
+        <w:t xml:space="preserve">print</w:t>
+      </w:r>
+      <w:r>
+        <w:rPr>
+          <w:rStyle w:val="NormalTok"/>
+        </w:rPr>
+        <w:t xml:space="preserve">(</w:t>
+      </w:r>
+      <w:r>
+        <w:rPr>
+          <w:rStyle w:val="DecValTok"/>
+        </w:rPr>
+        <w:t xml:space="preserve">5</w:t>
+      </w:r>
+      <w:r>
+        <w:rPr>
+          <w:rStyle w:val="NormalTok"/>
+        </w:rPr>
+        <w:t xml:space="preserve"> </w:t>
+      </w:r>
+      <w:r>
+        <w:rPr>
+          <w:rStyle w:val="KeywordTok"/>
+        </w:rPr>
+        <w:t xml:space="preserve">not</w:t>
+      </w:r>
+      <w:r>
+        <w:rPr>
+          <w:rStyle w:val="NormalTok"/>
+        </w:rPr>
+        <w:t xml:space="preserve"> </w:t>
+      </w:r>
+      <w:r>
+        <w:rPr>
+          <w:rStyle w:val="KeywordTok"/>
+        </w:rPr>
+        <w:t xml:space="preserve">in</w:t>
+      </w:r>
+      <w:r>
+        <w:rPr>
+          <w:rStyle w:val="NormalTok"/>
+        </w:rPr>
+        <w:t xml:space="preserve"> mylist)</w:t>
+      </w:r>
+    </w:p>
+    <w:p>
+      <w:pPr>
+        <w:pStyle w:val="SourceCode"/>
+      </w:pPr>
+      <w:r>
+        <w:rPr>
+          <w:rStyle w:val="BuiltInTok"/>
+        </w:rPr>
+        <w:t xml:space="preserve">print</w:t>
+      </w:r>
+      <w:r>
+        <w:rPr>
+          <w:rStyle w:val="NormalTok"/>
+        </w:rPr>
+        <w:t xml:space="preserve">(</w:t>
+      </w:r>
+      <w:r>
+        <w:rPr>
+          <w:rStyle w:val="DecValTok"/>
+        </w:rPr>
+        <w:t xml:space="preserve">5</w:t>
+      </w:r>
+      <w:r>
+        <w:rPr>
+          <w:rStyle w:val="NormalTok"/>
+        </w:rPr>
+        <w:t xml:space="preserve"> </w:t>
+      </w:r>
+      <w:r>
+        <w:rPr>
+          <w:rStyle w:val="KeywordTok"/>
+        </w:rPr>
+        <w:t xml:space="preserve">is</w:t>
+      </w:r>
+      <w:r>
+        <w:rPr>
+          <w:rStyle w:val="NormalTok"/>
+        </w:rPr>
+        <w:t xml:space="preserve"> </w:t>
+      </w:r>
+      <w:r>
+        <w:rPr>
+          <w:rStyle w:val="DecValTok"/>
+        </w:rPr>
+        <w:t xml:space="preserve">5</w:t>
+      </w:r>
+      <w:r>
+        <w:rPr>
+          <w:rStyle w:val="NormalTok"/>
+        </w:rPr>
+        <w:t xml:space="preserve">)</w:t>
+      </w:r>
+      <w:r>
+        <w:br/>
+      </w:r>
+      <w:r>
+        <w:rPr>
+          <w:rStyle w:val="BuiltInTok"/>
+        </w:rPr>
+        <w:t xml:space="preserve">print</w:t>
+      </w:r>
+      <w:r>
+        <w:rPr>
+          <w:rStyle w:val="NormalTok"/>
+        </w:rPr>
+        <w:t xml:space="preserve">(</w:t>
+      </w:r>
+      <w:r>
+        <w:rPr>
+          <w:rStyle w:val="DecValTok"/>
+        </w:rPr>
+        <w:t xml:space="preserve">5</w:t>
+      </w:r>
+      <w:r>
+        <w:rPr>
+          <w:rStyle w:val="NormalTok"/>
+        </w:rPr>
+        <w:t xml:space="preserve"> </w:t>
+      </w:r>
+      <w:r>
+        <w:rPr>
+          <w:rStyle w:val="KeywordTok"/>
+        </w:rPr>
+        <w:t xml:space="preserve">is</w:t>
+      </w:r>
+      <w:r>
+        <w:rPr>
+          <w:rStyle w:val="NormalTok"/>
+        </w:rPr>
+        <w:t xml:space="preserve"> </w:t>
+      </w:r>
+      <w:r>
+        <w:rPr>
+          <w:rStyle w:val="FloatTok"/>
+        </w:rPr>
+        <w:t xml:space="preserve">5.</w:t>
+      </w:r>
+      <w:r>
+        <w:rPr>
+          <w:rStyle w:val="NormalTok"/>
+        </w:rPr>
+        <w:t xml:space="preserve">)</w:t>
+      </w:r>
+    </w:p>
+    <w:bookmarkEnd w:id="29"/>
+    <w:bookmarkStart w:id="30" w:name="otros-metodos-para-modificar-listas."/>
+    <w:p>
+      <w:pPr>
+        <w:pStyle w:val="Heading1"/>
+      </w:pPr>
+      <w:r>
+        <w:t xml:space="preserve">4. Otros metodos para modificar listas.</w:t>
+      </w:r>
+    </w:p>
+    <w:p>
+      <w:pPr>
+        <w:pStyle w:val="FirstParagraph"/>
+      </w:pPr>
+      <w:r>
+        <w:t xml:space="preserve">Existen además otros métodos que nos permiten modificar las listas. Por</w:t>
+      </w:r>
+      <w:r>
+        <w:t xml:space="preserve"> </w:t>
+      </w:r>
+      <w:r>
+        <w:t xml:space="preserve">ejemplo, podemos obtener el valor máximo, el mínimo, el tamaño de la</w:t>
+      </w:r>
+      <w:r>
+        <w:t xml:space="preserve"> </w:t>
+      </w:r>
+      <w:r>
+        <w:t xml:space="preserve">lista, así como tambien podemos agregar y remover elementos a una lista.</w:t>
+      </w:r>
+    </w:p>
+    <w:p>
+      <w:pPr>
+        <w:pStyle w:val="SourceCode"/>
+      </w:pPr>
+      <w:r>
+        <w:rPr>
+          <w:rStyle w:val="CommentTok"/>
+        </w:rPr>
+        <w:t xml:space="preserve"># Metodos en listas</w:t>
+      </w:r>
+      <w:r>
+        <w:br/>
+      </w:r>
+      <w:r>
+        <w:rPr>
+          <w:rStyle w:val="BuiltInTok"/>
+        </w:rPr>
+        <w:t xml:space="preserve">print</w:t>
+      </w:r>
+      <w:r>
+        <w:rPr>
+          <w:rStyle w:val="NormalTok"/>
+        </w:rPr>
+        <w:t xml:space="preserve">(</w:t>
+      </w:r>
+      <w:r>
+        <w:rPr>
+          <w:rStyle w:val="BuiltInTok"/>
+        </w:rPr>
+        <w:t xml:space="preserve">len</w:t>
+      </w:r>
+      <w:r>
+        <w:rPr>
+          <w:rStyle w:val="NormalTok"/>
+        </w:rPr>
+        <w:t xml:space="preserve">(mylist)) </w:t>
+      </w:r>
+      <w:r>
+        <w:rPr>
+          <w:rStyle w:val="CommentTok"/>
+        </w:rPr>
+        <w:t xml:space="preserve">#Tamano de lista</w:t>
+      </w:r>
+      <w:r>
+        <w:br/>
+      </w:r>
+      <w:r>
+        <w:rPr>
+          <w:rStyle w:val="BuiltInTok"/>
+        </w:rPr>
+        <w:t xml:space="preserve">print</w:t>
+      </w:r>
+      <w:r>
+        <w:rPr>
+          <w:rStyle w:val="NormalTok"/>
+        </w:rPr>
+        <w:t xml:space="preserve">(</w:t>
+      </w:r>
+      <w:r>
+        <w:rPr>
+          <w:rStyle w:val="BuiltInTok"/>
+        </w:rPr>
+        <w:t xml:space="preserve">min</w:t>
+      </w:r>
+      <w:r>
+        <w:rPr>
+          <w:rStyle w:val="NormalTok"/>
+        </w:rPr>
+        <w:t xml:space="preserve">(mylist)) </w:t>
+      </w:r>
+      <w:r>
+        <w:rPr>
+          <w:rStyle w:val="CommentTok"/>
+        </w:rPr>
+        <w:t xml:space="preserve">#Valor minimo en la lista</w:t>
+      </w:r>
+      <w:r>
+        <w:br/>
+      </w:r>
+      <w:r>
+        <w:rPr>
+          <w:rStyle w:val="BuiltInTok"/>
+        </w:rPr>
+        <w:t xml:space="preserve">print</w:t>
+      </w:r>
+      <w:r>
+        <w:rPr>
+          <w:rStyle w:val="NormalTok"/>
+        </w:rPr>
+        <w:t xml:space="preserve">(</w:t>
+      </w:r>
+      <w:r>
+        <w:rPr>
+          <w:rStyle w:val="BuiltInTok"/>
+        </w:rPr>
+        <w:t xml:space="preserve">max</w:t>
+      </w:r>
+      <w:r>
+        <w:rPr>
+          <w:rStyle w:val="NormalTok"/>
+        </w:rPr>
+        <w:t xml:space="preserve">(mylist)) </w:t>
+      </w:r>
+      <w:r>
+        <w:rPr>
+          <w:rStyle w:val="CommentTok"/>
+        </w:rPr>
+        <w:t xml:space="preserve">#Valor maximo en la lista</w:t>
+      </w:r>
+    </w:p>
+    <w:p>
+      <w:pPr>
+        <w:pStyle w:val="SourceCode"/>
+      </w:pPr>
+      <w:r>
+        <w:rPr>
+          <w:rStyle w:val="CommentTok"/>
+        </w:rPr>
+        <w:t xml:space="preserve"># Metodos para agregar y eliminar elementos de una lista:</w:t>
+      </w:r>
+      <w:r>
+        <w:br/>
+      </w:r>
+      <w:r>
+        <w:rPr>
+          <w:rStyle w:val="NormalTok"/>
+        </w:rPr>
+        <w:t xml:space="preserve">mylist.append(</w:t>
+      </w:r>
+      <w:r>
+        <w:rPr>
+          <w:rStyle w:val="DecValTok"/>
+        </w:rPr>
+        <w:t xml:space="preserve">5</w:t>
+      </w:r>
+      <w:r>
+        <w:rPr>
+          <w:rStyle w:val="NormalTok"/>
+        </w:rPr>
+        <w:t xml:space="preserve">) </w:t>
+      </w:r>
+      <w:r>
+        <w:rPr>
+          <w:rStyle w:val="CommentTok"/>
+        </w:rPr>
+        <w:t xml:space="preserve">#Agregar elemento</w:t>
+      </w:r>
+      <w:r>
+        <w:br/>
+      </w:r>
+      <w:r>
+        <w:rPr>
+          <w:rStyle w:val="NormalTok"/>
+        </w:rPr>
+        <w:t xml:space="preserve">mylist</w:t>
+      </w:r>
+    </w:p>
+    <w:p>
+      <w:pPr>
+        <w:pStyle w:val="SourceCode"/>
+      </w:pPr>
+      <w:r>
+        <w:rPr>
+          <w:rStyle w:val="NormalTok"/>
+        </w:rPr>
+        <w:t xml:space="preserve">mylist.append([</w:t>
+      </w:r>
+      <w:r>
+        <w:rPr>
+          <w:rStyle w:val="DecValTok"/>
+        </w:rPr>
+        <w:t xml:space="preserve">6</w:t>
+      </w:r>
+      <w:r>
+        <w:rPr>
+          <w:rStyle w:val="NormalTok"/>
+        </w:rPr>
+        <w:t xml:space="preserve">,</w:t>
+      </w:r>
+      <w:r>
+        <w:rPr>
+          <w:rStyle w:val="DecValTok"/>
+        </w:rPr>
+        <w:t xml:space="preserve">7</w:t>
+      </w:r>
+      <w:r>
+        <w:rPr>
+          <w:rStyle w:val="NormalTok"/>
+        </w:rPr>
+        <w:t xml:space="preserve">])</w:t>
+      </w:r>
+      <w:r>
+        <w:br/>
+      </w:r>
+      <w:r>
+        <w:rPr>
+          <w:rStyle w:val="NormalTok"/>
+        </w:rPr>
+        <w:t xml:space="preserve">mylist</w:t>
+      </w:r>
+    </w:p>
+    <w:p>
+      <w:pPr>
+        <w:pStyle w:val="SourceCode"/>
+      </w:pPr>
+      <w:r>
+        <w:rPr>
+          <w:rStyle w:val="NormalTok"/>
+        </w:rPr>
+        <w:t xml:space="preserve">mylist.remove([</w:t>
+      </w:r>
+      <w:r>
+        <w:rPr>
+          <w:rStyle w:val="DecValTok"/>
+        </w:rPr>
+        <w:t xml:space="preserve">6</w:t>
+      </w:r>
+      <w:r>
+        <w:rPr>
+          <w:rStyle w:val="NormalTok"/>
+        </w:rPr>
+        <w:t xml:space="preserve">,</w:t>
+      </w:r>
+      <w:r>
+        <w:rPr>
+          <w:rStyle w:val="DecValTok"/>
+        </w:rPr>
+        <w:t xml:space="preserve">7</w:t>
+      </w:r>
+      <w:r>
+        <w:rPr>
+          <w:rStyle w:val="NormalTok"/>
+        </w:rPr>
+        <w:t xml:space="preserve">]) </w:t>
+      </w:r>
+      <w:r>
+        <w:rPr>
+          <w:rStyle w:val="CommentTok"/>
+        </w:rPr>
+        <w:t xml:space="preserve"># Remover elemento</w:t>
+      </w:r>
+      <w:r>
+        <w:br/>
+      </w:r>
+      <w:r>
+        <w:rPr>
+          <w:rStyle w:val="NormalTok"/>
+        </w:rPr>
+        <w:t xml:space="preserve">mylist</w:t>
+      </w:r>
+    </w:p>
+    <w:p>
+      <w:pPr>
+        <w:pStyle w:val="SourceCode"/>
+      </w:pPr>
+      <w:r>
+        <w:rPr>
+          <w:rStyle w:val="NormalTok"/>
+        </w:rPr>
+        <w:t xml:space="preserve">mylist.extend([</w:t>
+      </w:r>
+      <w:r>
+        <w:rPr>
+          <w:rStyle w:val="DecValTok"/>
+        </w:rPr>
+        <w:t xml:space="preserve">6</w:t>
+      </w:r>
+      <w:r>
+        <w:rPr>
+          <w:rStyle w:val="NormalTok"/>
+        </w:rPr>
+        <w:t xml:space="preserve">,</w:t>
+      </w:r>
+      <w:r>
+        <w:rPr>
+          <w:rStyle w:val="DecValTok"/>
+        </w:rPr>
+        <w:t xml:space="preserve">7</w:t>
+      </w:r>
+      <w:r>
+        <w:rPr>
+          <w:rStyle w:val="NormalTok"/>
+        </w:rPr>
+        <w:t xml:space="preserve">]) </w:t>
+      </w:r>
+      <w:r>
+        <w:rPr>
+          <w:rStyle w:val="CommentTok"/>
+        </w:rPr>
+        <w:t xml:space="preserve"># Extender lista con mas elementos</w:t>
+      </w:r>
+      <w:r>
+        <w:br/>
+      </w:r>
+      <w:r>
+        <w:rPr>
+          <w:rStyle w:val="NormalTok"/>
+        </w:rPr>
+        <w:t xml:space="preserve">mylist</w:t>
+      </w:r>
+    </w:p>
+    <w:p>
+      <w:pPr>
+        <w:pStyle w:val="SourceCode"/>
+      </w:pPr>
+      <w:r>
+        <w:rPr>
+          <w:rStyle w:val="NormalTok"/>
+        </w:rPr>
+        <w:t xml:space="preserve">mylist.insert(</w:t>
+      </w:r>
+      <w:r>
+        <w:rPr>
+          <w:rStyle w:val="DecValTok"/>
+        </w:rPr>
+        <w:t xml:space="preserve">1</w:t>
+      </w:r>
+      <w:r>
+        <w:rPr>
+          <w:rStyle w:val="NormalTok"/>
+        </w:rPr>
+        <w:t xml:space="preserve">,</w:t>
+      </w:r>
+      <w:r>
+        <w:rPr>
+          <w:rStyle w:val="DecValTok"/>
+        </w:rPr>
+        <w:t xml:space="preserve">10</w:t>
+      </w:r>
+      <w:r>
+        <w:rPr>
+          <w:rStyle w:val="NormalTok"/>
+        </w:rPr>
+        <w:t xml:space="preserve">) </w:t>
+      </w:r>
+      <w:r>
+        <w:rPr>
+          <w:rStyle w:val="CommentTok"/>
+        </w:rPr>
+        <w:t xml:space="preserve"># insert element to a list at a location other than the end</w:t>
+      </w:r>
+      <w:r>
+        <w:br/>
+      </w:r>
+      <w:r>
+        <w:rPr>
+          <w:rStyle w:val="NormalTok"/>
+        </w:rPr>
+        <w:t xml:space="preserve">mylist</w:t>
+      </w:r>
+    </w:p>
+    <w:p>
+      <w:pPr>
+        <w:pStyle w:val="SourceCode"/>
+      </w:pPr>
+      <w:r>
+        <w:rPr>
+          <w:rStyle w:val="NormalTok"/>
+        </w:rPr>
+        <w:t xml:space="preserve">mylist.sort()</w:t>
+      </w:r>
+      <w:r>
+        <w:br/>
+      </w:r>
+      <w:r>
+        <w:rPr>
+          <w:rStyle w:val="BuiltInTok"/>
+        </w:rPr>
+        <w:t xml:space="preserve">print</w:t>
+      </w:r>
+      <w:r>
+        <w:rPr>
+          <w:rStyle w:val="NormalTok"/>
+        </w:rPr>
+        <w:t xml:space="preserve">(mylist) </w:t>
+      </w:r>
+      <w:r>
+        <w:rPr>
+          <w:rStyle w:val="CommentTok"/>
+        </w:rPr>
+        <w:t xml:space="preserve"># Ordenar lista de menor a mayor</w:t>
+      </w:r>
+      <w:r>
+        <w:br/>
+      </w:r>
+      <w:r>
+        <w:rPr>
+          <w:rStyle w:val="NormalTok"/>
+        </w:rPr>
+        <w:t xml:space="preserve">mylist.index(</w:t>
+      </w:r>
+      <w:r>
+        <w:rPr>
+          <w:rStyle w:val="DecValTok"/>
+        </w:rPr>
+        <w:t xml:space="preserve">2</w:t>
+      </w:r>
+      <w:r>
+        <w:rPr>
+          <w:rStyle w:val="NormalTok"/>
+        </w:rPr>
+        <w:t xml:space="preserve">) </w:t>
+      </w:r>
+      <w:r>
+        <w:rPr>
+          <w:rStyle w:val="CommentTok"/>
+        </w:rPr>
+        <w:t xml:space="preserve"># Retorna el indice del valor que solicitamos</w:t>
+      </w:r>
+    </w:p>
+    <w:p>
+      <w:pPr>
+        <w:pStyle w:val="SourceCode"/>
+      </w:pPr>
+      <w:r>
+        <w:rPr>
+          <w:rStyle w:val="NormalTok"/>
+        </w:rPr>
+        <w:t xml:space="preserve">mylistExample </w:t>
+      </w:r>
+      <w:r>
+        <w:rPr>
+          <w:rStyle w:val="OperatorTok"/>
+        </w:rPr>
+        <w:t xml:space="preserve">=</w:t>
+      </w:r>
+      <w:r>
+        <w:rPr>
+          <w:rStyle w:val="NormalTok"/>
+        </w:rPr>
+        <w:t xml:space="preserve"> [</w:t>
+      </w:r>
+      <w:r>
+        <w:rPr>
+          <w:rStyle w:val="DecValTok"/>
+        </w:rPr>
+        <w:t xml:space="preserve">1</w:t>
+      </w:r>
+      <w:r>
+        <w:rPr>
+          <w:rStyle w:val="NormalTok"/>
+        </w:rPr>
+        <w:t xml:space="preserve">,</w:t>
+      </w:r>
+      <w:r>
+        <w:rPr>
+          <w:rStyle w:val="DecValTok"/>
+        </w:rPr>
+        <w:t xml:space="preserve">2</w:t>
+      </w:r>
+      <w:r>
+        <w:rPr>
+          <w:rStyle w:val="NormalTok"/>
+        </w:rPr>
+        <w:t xml:space="preserve">,</w:t>
+      </w:r>
+      <w:r>
+        <w:rPr>
+          <w:rStyle w:val="DecValTok"/>
+        </w:rPr>
+        <w:t xml:space="preserve">2</w:t>
+      </w:r>
+      <w:r>
+        <w:rPr>
+          <w:rStyle w:val="NormalTok"/>
+        </w:rPr>
+        <w:t xml:space="preserve">,</w:t>
+      </w:r>
+      <w:r>
+        <w:rPr>
+          <w:rStyle w:val="DecValTok"/>
+        </w:rPr>
+        <w:t xml:space="preserve">4</w:t>
+      </w:r>
+      <w:r>
+        <w:rPr>
+          <w:rStyle w:val="NormalTok"/>
+        </w:rPr>
+        <w:t xml:space="preserve">,</w:t>
+      </w:r>
+      <w:r>
+        <w:rPr>
+          <w:rStyle w:val="DecValTok"/>
+        </w:rPr>
+        <w:t xml:space="preserve">2</w:t>
+      </w:r>
+      <w:r>
+        <w:rPr>
+          <w:rStyle w:val="NormalTok"/>
+        </w:rPr>
+        <w:t xml:space="preserve">]</w:t>
+      </w:r>
+      <w:r>
+        <w:br/>
+      </w:r>
+      <w:r>
+        <w:rPr>
+          <w:rStyle w:val="NormalTok"/>
+        </w:rPr>
+        <w:t xml:space="preserve">mylistExample.index(</w:t>
+      </w:r>
+      <w:r>
+        <w:rPr>
+          <w:rStyle w:val="DecValTok"/>
+        </w:rPr>
+        <w:t xml:space="preserve">2</w:t>
+      </w:r>
+      <w:r>
+        <w:rPr>
+          <w:rStyle w:val="NormalTok"/>
+        </w:rPr>
+        <w:t xml:space="preserve">) </w:t>
+      </w:r>
+      <w:r>
+        <w:rPr>
+          <w:rStyle w:val="CommentTok"/>
+        </w:rPr>
+        <w:t xml:space="preserve"># Retorna el indice del valor que solicitamos</w:t>
+      </w:r>
+    </w:p>
+    <w:bookmarkEnd w:id="30"/>
+    <w:bookmarkStart w:id="31" w:name="trabajando-con-tuplas."/>
+    <w:p>
+      <w:pPr>
+        <w:pStyle w:val="Heading1"/>
+      </w:pPr>
+      <w:r>
+        <w:t xml:space="preserve">5. Trabajando con tuplas.</w:t>
+      </w:r>
+    </w:p>
+    <w:p>
+      <w:pPr>
+        <w:pStyle w:val="FirstParagraph"/>
+      </w:pPr>
+      <w:r>
+        <w:t xml:space="preserve">Las tuplas son colecciones ordenadas de elementos que son inmutables. El</w:t>
+      </w:r>
+      <w:r>
+        <w:t xml:space="preserve"> </w:t>
+      </w:r>
+      <w:r>
+        <w:t xml:space="preserve">beneficio de que sea inmutable es que definir una tupla requiere poca</w:t>
+      </w:r>
+      <w:r>
+        <w:t xml:space="preserve"> </w:t>
+      </w:r>
+      <w:r>
+        <w:t xml:space="preserve">memoria ram pues no tiene muchas rutinas asociadas a comparación de las</w:t>
+      </w:r>
+      <w:r>
+        <w:t xml:space="preserve"> </w:t>
+      </w:r>
+      <w:r>
+        <w:t xml:space="preserve">listas. Usualmente definimos las tuplas entre paréntesis</w:t>
+      </w:r>
+      <w:r>
+        <w:t xml:space="preserve"> </w:t>
+      </w:r>
+      <w:r>
+        <w:t xml:space="preserve">“(,)”</w:t>
+      </w:r>
+      <w:r>
+        <w:t xml:space="preserve">.</w:t>
+      </w:r>
+    </w:p>
+    <w:p>
+      <w:pPr>
+        <w:pStyle w:val="SourceCode"/>
+      </w:pPr>
+      <w:r>
+        <w:rPr>
+          <w:rStyle w:val="ImportTok"/>
+        </w:rPr>
+        <w:t xml:space="preserve">import</w:t>
+      </w:r>
+      <w:r>
+        <w:rPr>
+          <w:rStyle w:val="NormalTok"/>
+        </w:rPr>
+        <w:t xml:space="preserve"> sys</w:t>
+      </w:r>
+      <w:r>
+        <w:br/>
+      </w:r>
+      <w:r>
+        <w:br/>
+      </w:r>
+      <w:r>
+        <w:rPr>
+          <w:rStyle w:val="CommentTok"/>
+        </w:rPr>
+        <w:t xml:space="preserve"># Uso de ram para tuplas vs listas:</w:t>
+      </w:r>
+      <w:r>
+        <w:br/>
+      </w:r>
+      <w:r>
+        <w:rPr>
+          <w:rStyle w:val="NormalTok"/>
+        </w:rPr>
+        <w:t xml:space="preserve">myTuple </w:t>
+      </w:r>
+      <w:r>
+        <w:rPr>
+          <w:rStyle w:val="OperatorTok"/>
+        </w:rPr>
+        <w:t xml:space="preserve">=</w:t>
+      </w:r>
+      <w:r>
+        <w:rPr>
+          <w:rStyle w:val="NormalTok"/>
+        </w:rPr>
+        <w:t xml:space="preserve"> </w:t>
+      </w:r>
+      <w:r>
+        <w:rPr>
+          <w:rStyle w:val="BuiltInTok"/>
+        </w:rPr>
+        <w:t xml:space="preserve">tuple</w:t>
+      </w:r>
+      <w:r>
+        <w:rPr>
+          <w:rStyle w:val="NormalTok"/>
+        </w:rPr>
+        <w:t xml:space="preserve">([i </w:t>
+      </w:r>
+      <w:r>
+        <w:rPr>
+          <w:rStyle w:val="ControlFlowTok"/>
+        </w:rPr>
+        <w:t xml:space="preserve">for</w:t>
+      </w:r>
+      <w:r>
+        <w:rPr>
+          <w:rStyle w:val="NormalTok"/>
+        </w:rPr>
+        <w:t xml:space="preserve"> i </w:t>
+      </w:r>
+      <w:r>
+        <w:rPr>
+          <w:rStyle w:val="KeywordTok"/>
+        </w:rPr>
+        <w:t xml:space="preserve">in</w:t>
+      </w:r>
+      <w:r>
+        <w:rPr>
+          <w:rStyle w:val="NormalTok"/>
+        </w:rPr>
+        <w:t xml:space="preserve"> </w:t>
+      </w:r>
+      <w:r>
+        <w:rPr>
+          <w:rStyle w:val="BuiltInTok"/>
+        </w:rPr>
+        <w:t xml:space="preserve">range</w:t>
+      </w:r>
+      <w:r>
+        <w:rPr>
+          <w:rStyle w:val="NormalTok"/>
+        </w:rPr>
+        <w:t xml:space="preserve">(</w:t>
+      </w:r>
+      <w:r>
+        <w:rPr>
+          <w:rStyle w:val="DecValTok"/>
+        </w:rPr>
+        <w:t xml:space="preserve">1000</w:t>
+      </w:r>
+      <w:r>
+        <w:rPr>
+          <w:rStyle w:val="NormalTok"/>
+        </w:rPr>
+        <w:t xml:space="preserve">)])</w:t>
+      </w:r>
+      <w:r>
+        <w:br/>
+      </w:r>
+      <w:r>
+        <w:rPr>
+          <w:rStyle w:val="NormalTok"/>
+        </w:rPr>
+        <w:t xml:space="preserve">myList  </w:t>
+      </w:r>
+      <w:r>
+        <w:rPr>
+          <w:rStyle w:val="OperatorTok"/>
+        </w:rPr>
+        <w:t xml:space="preserve">=</w:t>
+      </w:r>
+      <w:r>
+        <w:rPr>
+          <w:rStyle w:val="NormalTok"/>
+        </w:rPr>
+        <w:t xml:space="preserve"> [i </w:t>
+      </w:r>
+      <w:r>
+        <w:rPr>
+          <w:rStyle w:val="ControlFlowTok"/>
+        </w:rPr>
+        <w:t xml:space="preserve">for</w:t>
+      </w:r>
+      <w:r>
+        <w:rPr>
+          <w:rStyle w:val="NormalTok"/>
+        </w:rPr>
+        <w:t xml:space="preserve"> i </w:t>
+      </w:r>
+      <w:r>
+        <w:rPr>
+          <w:rStyle w:val="KeywordTok"/>
+        </w:rPr>
+        <w:t xml:space="preserve">in</w:t>
+      </w:r>
+      <w:r>
+        <w:rPr>
+          <w:rStyle w:val="NormalTok"/>
+        </w:rPr>
+        <w:t xml:space="preserve"> </w:t>
+      </w:r>
+      <w:r>
+        <w:rPr>
+          <w:rStyle w:val="BuiltInTok"/>
+        </w:rPr>
+        <w:t xml:space="preserve">range</w:t>
+      </w:r>
+      <w:r>
+        <w:rPr>
+          <w:rStyle w:val="NormalTok"/>
+        </w:rPr>
+        <w:t xml:space="preserve">(</w:t>
+      </w:r>
+      <w:r>
+        <w:rPr>
+          <w:rStyle w:val="DecValTok"/>
+        </w:rPr>
+        <w:t xml:space="preserve">1000</w:t>
+      </w:r>
+      <w:r>
+        <w:rPr>
+          <w:rStyle w:val="NormalTok"/>
+        </w:rPr>
+        <w:t xml:space="preserve">)]</w:t>
+      </w:r>
+      <w:r>
+        <w:br/>
+      </w:r>
+      <w:r>
+        <w:rPr>
+          <w:rStyle w:val="BuiltInTok"/>
+        </w:rPr>
+        <w:t xml:space="preserve">print</w:t>
+      </w:r>
+      <w:r>
+        <w:rPr>
+          <w:rStyle w:val="NormalTok"/>
+        </w:rPr>
+        <w:t xml:space="preserve">(sys.getsizeof(myTuple),</w:t>
+      </w:r>
+      <w:r>
+        <w:br/>
+      </w:r>
+      <w:r>
+        <w:rPr>
+          <w:rStyle w:val="NormalTok"/>
+        </w:rPr>
+        <w:t xml:space="preserve">      sys.getsizeof(myList))</w:t>
+      </w:r>
+    </w:p>
+    <w:p>
+      <w:pPr>
+        <w:pStyle w:val="SourceCode"/>
+      </w:pPr>
+      <w:r>
+        <w:rPr>
+          <w:rStyle w:val="CommentTok"/>
+        </w:rPr>
+        <w:t xml:space="preserve">#Evaluando el tipo de elemento</w:t>
+      </w:r>
+      <w:r>
+        <w:br/>
+      </w:r>
+      <w:r>
+        <w:rPr>
+          <w:rStyle w:val="NormalTok"/>
+        </w:rPr>
+        <w:t xml:space="preserve">myTuple </w:t>
+      </w:r>
+      <w:r>
+        <w:rPr>
+          <w:rStyle w:val="OperatorTok"/>
+        </w:rPr>
+        <w:t xml:space="preserve">=</w:t>
+      </w:r>
+      <w:r>
+        <w:rPr>
+          <w:rStyle w:val="NormalTok"/>
+        </w:rPr>
+        <w:t xml:space="preserve"> </w:t>
+      </w:r>
+      <w:r>
+        <w:rPr>
+          <w:rStyle w:val="DecValTok"/>
+        </w:rPr>
+        <w:t xml:space="preserve">1</w:t>
+      </w:r>
+      <w:r>
+        <w:rPr>
+          <w:rStyle w:val="NormalTok"/>
+        </w:rPr>
+        <w:t xml:space="preserve">,</w:t>
+      </w:r>
+      <w:r>
+        <w:rPr>
+          <w:rStyle w:val="DecValTok"/>
+        </w:rPr>
+        <w:t xml:space="preserve">2</w:t>
+      </w:r>
+      <w:r>
+        <w:rPr>
+          <w:rStyle w:val="NormalTok"/>
+        </w:rPr>
+        <w:t xml:space="preserve">,</w:t>
+      </w:r>
+      <w:r>
+        <w:rPr>
+          <w:rStyle w:val="DecValTok"/>
+        </w:rPr>
+        <w:t xml:space="preserve">3</w:t>
+      </w:r>
+      <w:r>
+        <w:br/>
+      </w:r>
+      <w:r>
+        <w:rPr>
+          <w:rStyle w:val="CommentTok"/>
+        </w:rPr>
+        <w:t xml:space="preserve">#print(myTuple)</w:t>
+      </w:r>
+      <w:r>
+        <w:br/>
+      </w:r>
+      <w:r>
+        <w:rPr>
+          <w:rStyle w:val="BuiltInTok"/>
+        </w:rPr>
+        <w:t xml:space="preserve">type</w:t>
+      </w:r>
+      <w:r>
+        <w:rPr>
+          <w:rStyle w:val="NormalTok"/>
+        </w:rPr>
+        <w:t xml:space="preserve">(myTuple)</w:t>
+      </w:r>
+    </w:p>
+    <w:p>
+      <w:pPr>
+        <w:pStyle w:val="SourceCode"/>
+      </w:pPr>
+      <w:r>
+        <w:rPr>
+          <w:rStyle w:val="CommentTok"/>
+        </w:rPr>
+        <w:t xml:space="preserve"># Convirtiendo una lista en tupla</w:t>
+      </w:r>
+      <w:r>
+        <w:br/>
+      </w:r>
+      <w:r>
+        <w:rPr>
+          <w:rStyle w:val="BuiltInTok"/>
+        </w:rPr>
+        <w:t xml:space="preserve">tuple</w:t>
+      </w:r>
+      <w:r>
+        <w:rPr>
+          <w:rStyle w:val="NormalTok"/>
+        </w:rPr>
+        <w:t xml:space="preserve">([</w:t>
+      </w:r>
+      <w:r>
+        <w:rPr>
+          <w:rStyle w:val="DecValTok"/>
+        </w:rPr>
+        <w:t xml:space="preserve">1</w:t>
+      </w:r>
+      <w:r>
+        <w:rPr>
+          <w:rStyle w:val="NormalTok"/>
+        </w:rPr>
+        <w:t xml:space="preserve">,</w:t>
+      </w:r>
+      <w:r>
+        <w:rPr>
+          <w:rStyle w:val="DecValTok"/>
+        </w:rPr>
+        <w:t xml:space="preserve">2</w:t>
+      </w:r>
+      <w:r>
+        <w:rPr>
+          <w:rStyle w:val="NormalTok"/>
+        </w:rPr>
+        <w:t xml:space="preserve">])</w:t>
+      </w:r>
+    </w:p>
+    <w:p>
+      <w:pPr>
+        <w:pStyle w:val="SourceCode"/>
+      </w:pPr>
+      <w:r>
+        <w:rPr>
+          <w:rStyle w:val="CommentTok"/>
+        </w:rPr>
+        <w:t xml:space="preserve"># Indexando una tupla</w:t>
+      </w:r>
+      <w:r>
+        <w:br/>
+      </w:r>
+      <w:r>
+        <w:rPr>
+          <w:rStyle w:val="NormalTok"/>
+        </w:rPr>
+        <w:t xml:space="preserve">myTuple[</w:t>
+      </w:r>
+      <w:r>
+        <w:rPr>
+          <w:rStyle w:val="DecValTok"/>
+        </w:rPr>
+        <w:t xml:space="preserve">0</w:t>
+      </w:r>
+      <w:r>
+        <w:rPr>
+          <w:rStyle w:val="NormalTok"/>
+        </w:rPr>
+        <w:t xml:space="preserve">]</w:t>
+      </w:r>
+    </w:p>
+    <w:bookmarkEnd w:id="31"/>
+    <w:bookmarkStart w:id="32" w:name="diccionarios"/>
+    <w:p>
+      <w:pPr>
+        <w:pStyle w:val="Heading1"/>
+      </w:pPr>
+      <w:r>
+        <w:t xml:space="preserve">6. Diccionarios:</w:t>
+      </w:r>
+    </w:p>
+    <w:p>
+      <w:pPr>
+        <w:pStyle w:val="FirstParagraph"/>
+      </w:pPr>
+      <w:r>
+        <w:t xml:space="preserve">Los diccionarios son colecciones de elementos de manera no ordenada, son</w:t>
+      </w:r>
+      <w:r>
+        <w:t xml:space="preserve"> </w:t>
+      </w:r>
+      <w:r>
+        <w:t xml:space="preserve">mutables y posibles de indexar. En python la forma de crear diccionarios</w:t>
+      </w:r>
+      <w:r>
+        <w:t xml:space="preserve"> </w:t>
+      </w:r>
+      <w:r>
+        <w:t xml:space="preserve">es usando llaves</w:t>
+      </w:r>
+      <w:r>
+        <w:t xml:space="preserve"> </w:t>
+      </w:r>
+      <w:r>
+        <w:t xml:space="preserve">“{}”</w:t>
+      </w:r>
+      <w:r>
+        <w:t xml:space="preserve">. Los diccionarios se utilizan para elaborar</w:t>
+      </w:r>
+      <w:r>
+        <w:t xml:space="preserve"> </w:t>
+      </w:r>
+      <w:r>
+        <w:t xml:space="preserve">estructuras de datos que contienen multiples objetos y usualmente se</w:t>
+      </w:r>
+      <w:r>
+        <w:t xml:space="preserve"> </w:t>
+      </w:r>
+      <w:r>
+        <w:t xml:space="preserve">pueden referenciar on un</w:t>
+      </w:r>
+      <w:r>
+        <w:t xml:space="preserve"> </w:t>
+      </w:r>
+      <w:r>
+        <w:t xml:space="preserve">“key name”</w:t>
+      </w:r>
+      <w:r>
+        <w:t xml:space="preserve"> </w:t>
+      </w:r>
+      <w:r>
+        <w:t xml:space="preserve">que suele ser un string. Por lo</w:t>
+      </w:r>
+      <w:r>
+        <w:t xml:space="preserve"> </w:t>
+      </w:r>
+      <w:r>
+        <w:t xml:space="preserve">general los diccionarios siguen la siguiente estructura:</w:t>
+      </w:r>
+    </w:p>
+    <w:p>
+      <w:pPr>
+        <w:pStyle w:val="SourceCode"/>
+      </w:pPr>
+      <w:r>
+        <w:rPr>
+          <w:rStyle w:val="VerbatimChar"/>
+        </w:rPr>
+        <w:t xml:space="preserve">                                   dictorinary = { 'key1': obj1,</w:t>
+      </w:r>
+      <w:r>
+        <w:br/>
+      </w:r>
+      <w:r>
+        <w:rPr>
+          <w:rStyle w:val="VerbatimChar"/>
+        </w:rPr>
+        <w:t xml:space="preserve">                                                   'key2': obj2,</w:t>
+      </w:r>
+      <w:r>
+        <w:br/>
+      </w:r>
+      <w:r>
+        <w:rPr>
+          <w:rStyle w:val="VerbatimChar"/>
+        </w:rPr>
+        <w:t xml:space="preserve">                                                   'key3': obj3}</w:t>
+      </w:r>
+    </w:p>
+    <w:p>
+      <w:pPr>
+        <w:pStyle w:val="SourceCode"/>
+      </w:pPr>
+      <w:r>
+        <w:rPr>
+          <w:rStyle w:val="CommentTok"/>
+        </w:rPr>
+        <w:t xml:space="preserve"># Diccionarios</w:t>
+      </w:r>
+      <w:r>
+        <w:br/>
+      </w:r>
+      <w:r>
+        <w:rPr>
+          <w:rStyle w:val="NormalTok"/>
+        </w:rPr>
+        <w:t xml:space="preserve">miDict </w:t>
+      </w:r>
+      <w:r>
+        <w:rPr>
+          <w:rStyle w:val="OperatorTok"/>
+        </w:rPr>
+        <w:t xml:space="preserve">=</w:t>
+      </w:r>
+      <w:r>
+        <w:rPr>
+          <w:rStyle w:val="NormalTok"/>
+        </w:rPr>
+        <w:t xml:space="preserve"> {}</w:t>
+      </w:r>
+      <w:r>
+        <w:br/>
+      </w:r>
+      <w:r>
+        <w:br/>
+      </w:r>
+      <w:r>
+        <w:rPr>
+          <w:rStyle w:val="NormalTok"/>
+        </w:rPr>
+        <w:t xml:space="preserve">miDict </w:t>
+      </w:r>
+      <w:r>
+        <w:rPr>
+          <w:rStyle w:val="OperatorTok"/>
+        </w:rPr>
+        <w:t xml:space="preserve">=</w:t>
+      </w:r>
+      <w:r>
+        <w:rPr>
+          <w:rStyle w:val="NormalTok"/>
+        </w:rPr>
+        <w:t xml:space="preserve"> {</w:t>
+      </w:r>
+      <w:r>
+        <w:rPr>
+          <w:rStyle w:val="StringTok"/>
+        </w:rPr>
+        <w:t xml:space="preserve">'a'</w:t>
+      </w:r>
+      <w:r>
+        <w:rPr>
+          <w:rStyle w:val="NormalTok"/>
+        </w:rPr>
+        <w:t xml:space="preserve">:</w:t>
+      </w:r>
+      <w:r>
+        <w:rPr>
+          <w:rStyle w:val="StringTok"/>
+        </w:rPr>
+        <w:t xml:space="preserve">'perro'</w:t>
+      </w:r>
+      <w:r>
+        <w:rPr>
+          <w:rStyle w:val="NormalTok"/>
+        </w:rPr>
+        <w:t xml:space="preserve">, </w:t>
+      </w:r>
+      <w:r>
+        <w:rPr>
+          <w:rStyle w:val="StringTok"/>
+        </w:rPr>
+        <w:t xml:space="preserve">'b'</w:t>
+      </w:r>
+      <w:r>
+        <w:rPr>
+          <w:rStyle w:val="NormalTok"/>
+        </w:rPr>
+        <w:t xml:space="preserve">:</w:t>
+      </w:r>
+      <w:r>
+        <w:rPr>
+          <w:rStyle w:val="StringTok"/>
+        </w:rPr>
+        <w:t xml:space="preserve">'gato'</w:t>
+      </w:r>
+      <w:r>
+        <w:rPr>
+          <w:rStyle w:val="NormalTok"/>
+        </w:rPr>
+        <w:t xml:space="preserve">}</w:t>
+      </w:r>
+      <w:r>
+        <w:br/>
+      </w:r>
+      <w:r>
+        <w:rPr>
+          <w:rStyle w:val="BuiltInTok"/>
+        </w:rPr>
+        <w:t xml:space="preserve">print</w:t>
+      </w:r>
+      <w:r>
+        <w:rPr>
+          <w:rStyle w:val="NormalTok"/>
+        </w:rPr>
+        <w:t xml:space="preserve">(miDict[</w:t>
+      </w:r>
+      <w:r>
+        <w:rPr>
+          <w:rStyle w:val="StringTok"/>
+        </w:rPr>
+        <w:t xml:space="preserve">'a'</w:t>
+      </w:r>
+      <w:r>
+        <w:rPr>
+          <w:rStyle w:val="NormalTok"/>
+        </w:rPr>
+        <w:t xml:space="preserve">])</w:t>
+      </w:r>
+    </w:p>
+    <w:p>
+      <w:pPr>
+        <w:pStyle w:val="SourceCode"/>
+      </w:pPr>
+      <w:r>
+        <w:rPr>
+          <w:rStyle w:val="NormalTok"/>
+        </w:rPr>
+        <w:t xml:space="preserve">miDict[</w:t>
+      </w:r>
+      <w:r>
+        <w:rPr>
+          <w:rStyle w:val="StringTok"/>
+        </w:rPr>
+        <w:t xml:space="preserve">'a'</w:t>
+      </w:r>
+      <w:r>
+        <w:rPr>
+          <w:rStyle w:val="NormalTok"/>
+        </w:rPr>
+        <w:t xml:space="preserve">] </w:t>
+      </w:r>
+      <w:r>
+        <w:rPr>
+          <w:rStyle w:val="OperatorTok"/>
+        </w:rPr>
+        <w:t xml:space="preserve">=</w:t>
+      </w:r>
+      <w:r>
+        <w:rPr>
+          <w:rStyle w:val="NormalTok"/>
+        </w:rPr>
+        <w:t xml:space="preserve"> </w:t>
+      </w:r>
+      <w:r>
+        <w:rPr>
+          <w:rStyle w:val="StringTok"/>
+        </w:rPr>
+        <w:t xml:space="preserve">'canario'</w:t>
+      </w:r>
+      <w:r>
+        <w:br/>
+      </w:r>
+      <w:r>
+        <w:rPr>
+          <w:rStyle w:val="NormalTok"/>
+        </w:rPr>
+        <w:t xml:space="preserve">miDict[</w:t>
+      </w:r>
+      <w:r>
+        <w:rPr>
+          <w:rStyle w:val="StringTok"/>
+        </w:rPr>
+        <w:t xml:space="preserve">'c'</w:t>
+      </w:r>
+      <w:r>
+        <w:rPr>
+          <w:rStyle w:val="NormalTok"/>
+        </w:rPr>
+        <w:t xml:space="preserve">] </w:t>
+      </w:r>
+      <w:r>
+        <w:rPr>
+          <w:rStyle w:val="OperatorTok"/>
+        </w:rPr>
+        <w:t xml:space="preserve">=</w:t>
+      </w:r>
+      <w:r>
+        <w:rPr>
+          <w:rStyle w:val="NormalTok"/>
+        </w:rPr>
+        <w:t xml:space="preserve"> </w:t>
+      </w:r>
+      <w:r>
+        <w:rPr>
+          <w:rStyle w:val="StringTok"/>
+        </w:rPr>
+        <w:t xml:space="preserve">'conejo'</w:t>
+      </w:r>
+      <w:r>
+        <w:br/>
+      </w:r>
+      <w:r>
+        <w:br/>
+      </w:r>
+      <w:r>
+        <w:rPr>
+          <w:rStyle w:val="BuiltInTok"/>
+        </w:rPr>
+        <w:t xml:space="preserve">print</w:t>
+      </w:r>
+      <w:r>
+        <w:rPr>
+          <w:rStyle w:val="NormalTok"/>
+        </w:rPr>
+        <w:t xml:space="preserve">(miDict)</w:t>
+      </w:r>
+    </w:p>
+    <w:p>
+      <w:pPr>
+        <w:pStyle w:val="SourceCode"/>
+      </w:pPr>
+      <w:r>
+        <w:rPr>
+          <w:rStyle w:val="CommentTok"/>
+        </w:rPr>
+        <w:t xml:space="preserve">#Acceder a llaves (keys) en los diccionarios:</w:t>
+      </w:r>
+      <w:r>
+        <w:br/>
+      </w:r>
+      <w:r>
+        <w:rPr>
+          <w:rStyle w:val="BuiltInTok"/>
+        </w:rPr>
+        <w:t xml:space="preserve">print</w:t>
+      </w:r>
+      <w:r>
+        <w:rPr>
+          <w:rStyle w:val="NormalTok"/>
+        </w:rPr>
+        <w:t xml:space="preserve">(</w:t>
+      </w:r>
+      <w:r>
+        <w:rPr>
+          <w:rStyle w:val="StringTok"/>
+        </w:rPr>
+        <w:t xml:space="preserve">'a'</w:t>
+      </w:r>
+      <w:r>
+        <w:rPr>
+          <w:rStyle w:val="NormalTok"/>
+        </w:rPr>
+        <w:t xml:space="preserve"> </w:t>
+      </w:r>
+      <w:r>
+        <w:rPr>
+          <w:rStyle w:val="KeywordTok"/>
+        </w:rPr>
+        <w:t xml:space="preserve">in</w:t>
+      </w:r>
+      <w:r>
+        <w:rPr>
+          <w:rStyle w:val="NormalTok"/>
+        </w:rPr>
+        <w:t xml:space="preserve"> miDict,</w:t>
+      </w:r>
+      <w:r>
+        <w:br/>
+      </w:r>
+      <w:r>
+        <w:rPr>
+          <w:rStyle w:val="StringTok"/>
+        </w:rPr>
+        <w:t xml:space="preserve">'canario'</w:t>
+      </w:r>
+      <w:r>
+        <w:rPr>
+          <w:rStyle w:val="NormalTok"/>
+        </w:rPr>
+        <w:t xml:space="preserve"> </w:t>
+      </w:r>
+      <w:r>
+        <w:rPr>
+          <w:rStyle w:val="KeywordTok"/>
+        </w:rPr>
+        <w:t xml:space="preserve">in</w:t>
+      </w:r>
+      <w:r>
+        <w:rPr>
+          <w:rStyle w:val="NormalTok"/>
+        </w:rPr>
+        <w:t xml:space="preserve"> miDict)</w:t>
+      </w:r>
+    </w:p>
+    <w:p>
+      <w:pPr>
+        <w:pStyle w:val="SourceCode"/>
+      </w:pPr>
+      <w:r>
+        <w:rPr>
+          <w:rStyle w:val="BuiltInTok"/>
+        </w:rPr>
+        <w:t xml:space="preserve">list</w:t>
+      </w:r>
+      <w:r>
+        <w:rPr>
+          <w:rStyle w:val="NormalTok"/>
+        </w:rPr>
+        <w:t xml:space="preserve">(miDict)</w:t>
+      </w:r>
+    </w:p>
+    <w:p>
+      <w:pPr>
+        <w:pStyle w:val="SourceCode"/>
+      </w:pPr>
+      <w:r>
+        <w:rPr>
+          <w:rStyle w:val="NormalTok"/>
+        </w:rPr>
+        <w:t xml:space="preserve">miDict.keys()</w:t>
+      </w:r>
+    </w:p>
+    <w:p>
+      <w:pPr>
+        <w:pStyle w:val="SourceCode"/>
+      </w:pPr>
+      <w:r>
+        <w:rPr>
+          <w:rStyle w:val="NormalTok"/>
+        </w:rPr>
+        <w:t xml:space="preserve">miDict.values()</w:t>
+      </w:r>
+    </w:p>
+    <w:p>
+      <w:pPr>
+        <w:pStyle w:val="SourceCode"/>
+      </w:pPr>
+      <w:r>
+        <w:rPr>
+          <w:rStyle w:val="NormalTok"/>
+        </w:rPr>
+        <w:t xml:space="preserve">miDict.items()</w:t>
+      </w:r>
+    </w:p>
+    <w:bookmarkEnd w:id="32"/>
+    <w:bookmarkStart w:id="61" w:name="publicaciones-similares"/>
+    <w:p>
+      <w:pPr>
+        <w:pStyle w:val="Heading1"/>
+      </w:pPr>
+      <w:r>
+        <w:t xml:space="preserve">7. Publicaciones Similares</w:t>
       </w:r>
     </w:p>
     <w:p>
@@ -269,11 +3253,11 @@
           <w:numId w:val="1001"/>
         </w:numPr>
       </w:pPr>
-      <w:hyperlink r:id="rId27"/>
-      <w:r>
-        <w:t xml:space="preserve"> </w:t>
-      </w:r>
-      <w:hyperlink r:id="rId28">
+      <w:hyperlink r:id="rId33"/>
+      <w:r>
+        <w:t xml:space="preserve"> </w:t>
+      </w:r>
+      <w:hyperlink r:id="rId34">
         <w:r>
           <w:rPr>
             <w:rStyle w:val="Hyperlink"/>
@@ -290,11 +3274,11 @@
           <w:numId w:val="1001"/>
         </w:numPr>
       </w:pPr>
-      <w:hyperlink r:id="rId29"/>
-      <w:r>
-        <w:t xml:space="preserve"> </w:t>
-      </w:r>
-      <w:hyperlink r:id="rId30">
+      <w:hyperlink r:id="rId35"/>
+      <w:r>
+        <w:t xml:space="preserve"> </w:t>
+      </w:r>
+      <w:hyperlink r:id="rId36">
         <w:r>
           <w:rPr>
             <w:rStyle w:val="Hyperlink"/>
@@ -311,11 +3295,11 @@
           <w:numId w:val="1001"/>
         </w:numPr>
       </w:pPr>
-      <w:hyperlink r:id="rId31"/>
-      <w:r>
-        <w:t xml:space="preserve"> </w:t>
-      </w:r>
-      <w:hyperlink r:id="rId32">
+      <w:hyperlink r:id="rId37"/>
+      <w:r>
+        <w:t xml:space="preserve"> </w:t>
+      </w:r>
+      <w:hyperlink r:id="rId38">
         <w:r>
           <w:rPr>
             <w:rStyle w:val="Hyperlink"/>
@@ -332,11 +3316,11 @@
           <w:numId w:val="1001"/>
         </w:numPr>
       </w:pPr>
-      <w:hyperlink r:id="rId33"/>
-      <w:r>
-        <w:t xml:space="preserve"> </w:t>
-      </w:r>
-      <w:hyperlink r:id="rId34">
+      <w:hyperlink r:id="rId39"/>
+      <w:r>
+        <w:t xml:space="preserve"> </w:t>
+      </w:r>
+      <w:hyperlink r:id="rId40">
         <w:r>
           <w:rPr>
             <w:rStyle w:val="Hyperlink"/>
@@ -353,11 +3337,11 @@
           <w:numId w:val="1001"/>
         </w:numPr>
       </w:pPr>
-      <w:hyperlink r:id="rId35"/>
-      <w:r>
-        <w:t xml:space="preserve"> </w:t>
-      </w:r>
-      <w:hyperlink r:id="rId36">
+      <w:hyperlink r:id="rId41"/>
+      <w:r>
+        <w:t xml:space="preserve"> </w:t>
+      </w:r>
+      <w:hyperlink r:id="rId42">
         <w:r>
           <w:rPr>
             <w:rStyle w:val="Hyperlink"/>
@@ -374,11 +3358,11 @@
           <w:numId w:val="1001"/>
         </w:numPr>
       </w:pPr>
-      <w:hyperlink r:id="rId37"/>
-      <w:r>
-        <w:t xml:space="preserve"> </w:t>
-      </w:r>
-      <w:hyperlink r:id="rId38">
+      <w:hyperlink r:id="rId43"/>
+      <w:r>
+        <w:t xml:space="preserve"> </w:t>
+      </w:r>
+      <w:hyperlink r:id="rId44">
         <w:r>
           <w:rPr>
             <w:rStyle w:val="Hyperlink"/>
@@ -395,11 +3379,11 @@
           <w:numId w:val="1001"/>
         </w:numPr>
       </w:pPr>
-      <w:hyperlink r:id="rId39"/>
-      <w:r>
-        <w:t xml:space="preserve"> </w:t>
-      </w:r>
-      <w:hyperlink r:id="rId40">
+      <w:hyperlink r:id="rId45"/>
+      <w:r>
+        <w:t xml:space="preserve"> </w:t>
+      </w:r>
+      <w:hyperlink r:id="rId46">
         <w:r>
           <w:rPr>
             <w:rStyle w:val="Hyperlink"/>
@@ -416,11 +3400,11 @@
           <w:numId w:val="1001"/>
         </w:numPr>
       </w:pPr>
-      <w:hyperlink r:id="rId41"/>
-      <w:r>
-        <w:t xml:space="preserve"> </w:t>
-      </w:r>
-      <w:hyperlink r:id="rId42">
+      <w:hyperlink r:id="rId47"/>
+      <w:r>
+        <w:t xml:space="preserve"> </w:t>
+      </w:r>
+      <w:hyperlink r:id="rId48">
         <w:r>
           <w:rPr>
             <w:rStyle w:val="Hyperlink"/>
@@ -437,11 +3421,11 @@
           <w:numId w:val="1001"/>
         </w:numPr>
       </w:pPr>
-      <w:hyperlink r:id="rId43"/>
-      <w:r>
-        <w:t xml:space="preserve"> </w:t>
-      </w:r>
-      <w:hyperlink r:id="rId44">
+      <w:hyperlink r:id="rId49"/>
+      <w:r>
+        <w:t xml:space="preserve"> </w:t>
+      </w:r>
+      <w:hyperlink r:id="rId50">
         <w:r>
           <w:rPr>
             <w:rStyle w:val="Hyperlink"/>
@@ -458,11 +3442,11 @@
           <w:numId w:val="1001"/>
         </w:numPr>
       </w:pPr>
-      <w:hyperlink r:id="rId45"/>
-      <w:r>
-        <w:t xml:space="preserve"> </w:t>
-      </w:r>
-      <w:hyperlink r:id="rId46">
+      <w:hyperlink r:id="rId51"/>
+      <w:r>
+        <w:t xml:space="preserve"> </w:t>
+      </w:r>
+      <w:hyperlink r:id="rId52">
         <w:r>
           <w:rPr>
             <w:rStyle w:val="Hyperlink"/>
@@ -479,11 +3463,11 @@
           <w:numId w:val="1001"/>
         </w:numPr>
       </w:pPr>
-      <w:hyperlink r:id="rId47"/>
-      <w:r>
-        <w:t xml:space="preserve"> </w:t>
-      </w:r>
-      <w:hyperlink r:id="rId48">
+      <w:hyperlink r:id="rId53"/>
+      <w:r>
+        <w:t xml:space="preserve"> </w:t>
+      </w:r>
+      <w:hyperlink r:id="rId54">
         <w:r>
           <w:rPr>
             <w:rStyle w:val="Hyperlink"/>
@@ -500,11 +3484,11 @@
           <w:numId w:val="1001"/>
         </w:numPr>
       </w:pPr>
-      <w:hyperlink r:id="rId49"/>
-      <w:r>
-        <w:t xml:space="preserve"> </w:t>
-      </w:r>
-      <w:hyperlink r:id="rId50">
+      <w:hyperlink r:id="rId55"/>
+      <w:r>
+        <w:t xml:space="preserve"> </w:t>
+      </w:r>
+      <w:hyperlink r:id="rId56">
         <w:r>
           <w:rPr>
             <w:rStyle w:val="Hyperlink"/>
@@ -521,11 +3505,11 @@
           <w:numId w:val="1001"/>
         </w:numPr>
       </w:pPr>
-      <w:hyperlink r:id="rId51"/>
-      <w:r>
-        <w:t xml:space="preserve"> </w:t>
-      </w:r>
-      <w:hyperlink r:id="rId52">
+      <w:hyperlink r:id="rId57"/>
+      <w:r>
+        <w:t xml:space="preserve"> </w:t>
+      </w:r>
+      <w:hyperlink r:id="rId58">
         <w:r>
           <w:rPr>
             <w:rStyle w:val="Hyperlink"/>
@@ -542,11 +3526,11 @@
           <w:numId w:val="1001"/>
         </w:numPr>
       </w:pPr>
-      <w:hyperlink r:id="rId53"/>
-      <w:r>
-        <w:t xml:space="preserve"> </w:t>
-      </w:r>
-      <w:hyperlink r:id="rId54">
+      <w:hyperlink r:id="rId59"/>
+      <w:r>
+        <w:t xml:space="preserve"> </w:t>
+      </w:r>
+      <w:hyperlink r:id="rId60">
         <w:r>
           <w:rPr>
             <w:rStyle w:val="Hyperlink"/>
@@ -563,7 +3547,7 @@
         <w:t xml:space="preserve">Esperamos que encuentres estas publicaciones igualmente interesantes y útiles. ¡Disfruta de la lectura!</w:t>
       </w:r>
     </w:p>
-    <w:bookmarkEnd w:id="55"/>
+    <w:bookmarkEnd w:id="61"/>
     <w:sectPr>
       <w:headerReference r:id="rId9" w:type="even"/>
       <w:headerReference r:id="rId11" w:type="default"/>

--- a/_site/python/2021-06-07-03-objetos-de-python/index.docx
+++ b/_site/python/2021-06-07-03-objetos-de-python/index.docx
@@ -160,7 +160,7 @@
         <w:t xml:space="preserve">: </w:t>
       </w:r>
       <w:r>
-        <w:t xml:space="preserve">conceptualización y redacción</w:t>
+        <w:t xml:space="preserve">conceptualización, metodología, análisis formal, investigación, recursos, curación de datos, redacción, visualización, supervisión, y administración del proyecto</w:t>
       </w:r>
     </w:p>
     <w:p>
@@ -168,7 +168,7 @@
         <w:pStyle w:val="BodyText"/>
       </w:pPr>
       <w:r>
-        <w:t xml:space="preserve">La correspondencia relativa a este artículo debe dirigirse a Edison Achalma, Escuela Profesional de Economía, Universidad Nacional de San Cristóbal de Huamanga, Ayacucho, AYA, Perú, Email:</w:t>
+        <w:t xml:space="preserve">La correspondencia relativa a este artículo debe dirigirse a Edison Achalma, Escuela Profesional de Economía, Universidad Nacional de San Cristóbal de Huamanga, Portal Independencia N° 57, Ayacucho, AYA 5001, Perú, Email:</w:t>
       </w:r>
       <w:r>
         <w:t xml:space="preserve"> </w:t>

--- a/_site/python/2021-06-07-03-objetos-de-python/index.docx
+++ b/_site/python/2021-06-07-03-objetos-de-python/index.docx
@@ -202,7 +202,7 @@
         <w:pStyle w:val="AbstractFirstParagraph"/>
       </w:pPr>
       <w:r>
-        <w:t xml:space="preserve">Este abstract será actualizado una vez que se complete el contenido final del artículo.</w:t>
+        <w:t xml:space="preserve">En Python, todo es un objeto y su comportamiento está determinado por su tipo y mutabilidad. Este artículo explora los conceptos fundamentales de objetos en Python, con énfasis en la diferencia entre asignación por referencia y por valor, los principales tipos de datos built-in y el manejo práctico de las colecciones más utilizadas; listas (mutables y ordenadas), tuplas (inmutables y eficientes en memoria) y diccionarios (mutables, no ordenados y basados en claves-valor). Se presentan ejemplos claros sobre indexación, métodos principales, evaluación de membresía, copia superficial y profunda, así como consideraciones importantes de consumo de memoria y buenas prácticas al trabajar con estas estructuras.</w:t>
       </w:r>
     </w:p>
     <w:p>
@@ -217,7 +217,7 @@
         <w:t xml:space="preserve">Palabras clave</w:t>
       </w:r>
       <w:r>
-        <w:t xml:space="preserve">: keyword1, keyword2</w:t>
+        <w:t xml:space="preserve">: Objetos Python, Mutabilidad, Referencias vs copia</w:t>
       </w:r>
     </w:p>
     <w:p>
